--- a/rapports/16_02_2026/MAMADOU_DIOP/coh_EQ31_sup_131101000019.docx
+++ b/rapports/16_02_2026/MAMADOU_DIOP/coh_EQ31_sup_131101000019.docx
@@ -25,7 +25,7 @@
         <w:br/>
         <w:t>Grappe: 131101000019</w:t>
         <w:br/>
-        <w:t>Date: 16/02/2026 a 12:41</w:t>
+        <w:t>Date: 16/02/2026 a 12:58</w:t>
       </w:r>
     </w:p>
     <w:p/>

--- a/rapports/16_02_2026/MAMADOU_DIOP/coh_EQ31_sup_131101000019.docx
+++ b/rapports/16_02_2026/MAMADOU_DIOP/coh_EQ31_sup_131101000019.docx
@@ -25,7 +25,7 @@
         <w:br/>
         <w:t>Grappe: 131101000019</w:t>
         <w:br/>
-        <w:t>Date: 16/02/2026 a 12:58</w:t>
+        <w:t>Date: 16/02/2026 a 13:05</w:t>
       </w:r>
     </w:p>
     <w:p/>
@@ -119,7 +119,7 @@
           </w:tcPr>
           <w:p>
             <w:r>
-              <w:t>27</w:t>
+              <w:t>28</w:t>
             </w:r>
           </w:p>
         </w:tc>
@@ -263,6 +263,38 @@
           </w:tcPr>
           <w:p>
             <w:r>
+              <w:t>Section1</w:t>
+            </w:r>
+          </w:p>
+        </w:tc>
+        <w:tc>
+          <w:tcPr>
+            <w:tcW w:type="dxa" w:w="3324"/>
+          </w:tcPr>
+          <w:p>
+            <w:r>
+              <w:t>Caracteristiques des membres</w:t>
+            </w:r>
+          </w:p>
+        </w:tc>
+        <w:tc>
+          <w:tcPr>
+            <w:tcW w:type="dxa" w:w="3324"/>
+          </w:tcPr>
+          <w:p>
+            <w:r>
+              <w:t>11</w:t>
+            </w:r>
+          </w:p>
+        </w:tc>
+      </w:tr>
+      <w:tr>
+        <w:tc>
+          <w:tcPr>
+            <w:tcW w:type="dxa" w:w="3324"/>
+          </w:tcPr>
+          <w:p>
+            <w:r>
               <w:t>Section7b</w:t>
             </w:r>
           </w:p>
@@ -284,38 +316,6 @@
           <w:p>
             <w:r>
               <w:t>11</w:t>
-            </w:r>
-          </w:p>
-        </w:tc>
-      </w:tr>
-      <w:tr>
-        <w:tc>
-          <w:tcPr>
-            <w:tcW w:type="dxa" w:w="3324"/>
-          </w:tcPr>
-          <w:p>
-            <w:r>
-              <w:t>Section1</w:t>
-            </w:r>
-          </w:p>
-        </w:tc>
-        <w:tc>
-          <w:tcPr>
-            <w:tcW w:type="dxa" w:w="3324"/>
-          </w:tcPr>
-          <w:p>
-            <w:r>
-              <w:t>Caracteristiques des membres</w:t>
-            </w:r>
-          </w:p>
-        </w:tc>
-        <w:tc>
-          <w:tcPr>
-            <w:tcW w:type="dxa" w:w="3324"/>
-          </w:tcPr>
-          <w:p>
-            <w:r>
-              <w:t>10</w:t>
             </w:r>
           </w:p>
         </w:tc>
@@ -423,6 +423,38 @@
           </w:tcPr>
           <w:p>
             <w:r>
+              <w:t>Section0</w:t>
+            </w:r>
+          </w:p>
+        </w:tc>
+        <w:tc>
+          <w:tcPr>
+            <w:tcW w:type="dxa" w:w="3324"/>
+          </w:tcPr>
+          <w:p>
+            <w:r>
+              <w:t>Identification et renseignements de controle</w:t>
+            </w:r>
+          </w:p>
+        </w:tc>
+        <w:tc>
+          <w:tcPr>
+            <w:tcW w:type="dxa" w:w="3324"/>
+          </w:tcPr>
+          <w:p>
+            <w:r>
+              <w:t>9</w:t>
+            </w:r>
+          </w:p>
+        </w:tc>
+      </w:tr>
+      <w:tr>
+        <w:tc>
+          <w:tcPr>
+            <w:tcW w:type="dxa" w:w="3324"/>
+          </w:tcPr>
+          <w:p>
+            <w:r>
               <w:t>Section4a</w:t>
             </w:r>
           </w:p>
@@ -455,7 +487,7 @@
           </w:tcPr>
           <w:p>
             <w:r>
-              <w:t>Section3</w:t>
+              <w:t>Section12</w:t>
             </w:r>
           </w:p>
         </w:tc>
@@ -465,7 +497,7 @@
           </w:tcPr>
           <w:p>
             <w:r>
-              <w:t>Sante</w:t>
+              <w:t>Actifs du menage</w:t>
             </w:r>
           </w:p>
         </w:tc>
@@ -475,39 +507,7 @@
           </w:tcPr>
           <w:p>
             <w:r>
-              <w:t>7</w:t>
-            </w:r>
-          </w:p>
-        </w:tc>
-      </w:tr>
-      <w:tr>
-        <w:tc>
-          <w:tcPr>
-            <w:tcW w:type="dxa" w:w="3324"/>
-          </w:tcPr>
-          <w:p>
-            <w:r>
-              <w:t>Section6</w:t>
-            </w:r>
-          </w:p>
-        </w:tc>
-        <w:tc>
-          <w:tcPr>
-            <w:tcW w:type="dxa" w:w="3324"/>
-          </w:tcPr>
-          <w:p>
-            <w:r>
-              <w:t>Epargne et credit</w:t>
-            </w:r>
-          </w:p>
-        </w:tc>
-        <w:tc>
-          <w:tcPr>
-            <w:tcW w:type="dxa" w:w="3324"/>
-          </w:tcPr>
-          <w:p>
-            <w:r>
-              <w:t>7</w:t>
+              <w:t>8</w:t>
             </w:r>
           </w:p>
         </w:tc>
@@ -1015,7 +1015,7 @@
         <w:rPr>
           <w:sz w:val="20"/>
         </w:rPr>
-        <w:t>- Attention ! Le prix unitaire d'achat (10 Fcfa) de Moutarde en Sachets (Tres petit) est relativement faible par rapport aux autres prix observés dans cette zone. Prière de corriger ou de confirmer avec le QG. Attention ! Le prix unitaire d'achat (1000 Fcfa) de Huile de palme brute en Litre (taille unique) est relativement faible par rapport aux autres prix observés dans cette zone. Prière de corriger ou de confirmer avec le QG. Attention ! Le prix unitaire d'achat (200 Fcfa) de Silure séché en Pièce (Tres petit) est relativement élevé par rapport aux autres prix observés dans cette zone. Prière de corriger ou de confirmer avec le QG. Attention ! Le prix unitaire d'achat (33.33333 Fcfa) de Patate douce en Pièce (Petit) est relativement faible par rapport aux autres prix observés dans cette zone. Prière de corriger ou de confirmer avec le QG. Attention ! Le prix unitaire d'achat (6.25 Fcfa) de Piment frais en Pièce (Tres petit) est relativement faible par rapport aux autres prix observés dans cette zone. Prière de corriger ou de confirmer avec le QG. Avertissement!!! Le ménage a consommé 10 Cuillère Moyen de Pâte d'arachide, cette quantité semble anormale pour une consommation des 7 derniers jours. Etes vous sur d'avoir selectionner la bonne unitée ? prière de verifier et corriger. Incohérence!! Dans ce ménage, chaque individus consomme par jour 41.34257 Kg  de cereale; Prière de revoir les quantités prises de ces produits.</w:t>
+        <w:t>- Attention ! Le prix unitaire d'achat (1000 Fcfa) de Huile de palme brute en Litre (taille unique) est relativement faible par rapport aux autres prix observés dans cette zone. Prière de corriger ou de confirmer avec le QG. Attention ! Le prix unitaire d'achat (1000 Fcfa) de Lait en poudre en Sachets (Tres petit) est relativement élevé par rapport aux autres prix observés dans cette zone. Prière de corriger ou de confirmer avec le QG. Attention ! Le prix unitaire d'achat (200 Fcfa) de Silure séché en Pièce (Tres petit) est relativement élevé par rapport aux autres prix observés dans cette zone. Prière de corriger ou de confirmer avec le QG. Attention ! Le prix unitaire d'achat (33.33333 Fcfa) de Ail en Gousse (Moyen) est relativement faible par rapport aux autres prix observés dans cette zone. Prière de corriger ou de confirmer avec le QG. Attention ! Le prix unitaire d'achat (33.33333 Fcfa) de Patate douce en Pièce (Petit) est relativement faible par rapport aux autres prix observés dans cette zone. Prière de corriger ou de confirmer avec le QG. Attention ! Le prix unitaire d'achat (50 Fcfa) de Autres condiments (persil, céléri, etc.) en Tas (Petit) est relativement faible par rapport aux autres prix observés dans cette zone. Prière de corriger ou de confirmer avec le QG. Attention ! Le prix unitaire d'achat (50 Fcfa) de Oignon frais en Pièce (Moyen) est relativement faible par rapport aux autres prix observés dans cette zone. Prière de corriger ou de confirmer avec le QG. Attention ! Le prix unitaire d'achat (6.25 Fcfa) de Piment frais en Pièce (Tres petit) est relativement faible par rapport aux autres prix observés dans cette zone. Prière de corriger ou de confirmer avec le QG. Avertissement!!! Le ménage a consommé 10 Cuillère Moyen de Pâte d'arachide, cette quantité semble anormale pour une consommation des 7 derniers jours. Etes vous sur d'avoir selectionner la bonne unitée ? prière de verifier et corriger. Incohérence!! Dans ce ménage, chaque individus consomme par jour 77.63886 Kg  de cereale; Prière de revoir les quantités prises de ces produits.</w:t>
       </w:r>
     </w:p>
     <w:p>
@@ -1416,7 +1416,7 @@
         </w:rPr>
         <w:t xml:space="preserve">- Peu probable! KADIDIA CISSOKO  n'arrive pas  à comprendre un petit texte lu dans une langue locale (s02q03). Veuillez corriger ou donner des explications au QG. Peu probable! KADIDIA CISSOKO  ne sait ni lire, ni écrire, ni comprendre dans aucune des langues  (s02q01,s02q02,s02q03). Veuillez corriger ou donner des explications au QG. </w:t>
         <w:br/>
-        <w:t xml:space="preserve">- Peu probable! demba niang  n'arrive pas  à comprendre un petit texte lu dans une langue locale (s02q03). Veuillez corriger ou donner des explications au QG. Le montant des frais pour les cahiers et autres matériels scolaires pour l'année scolaire de demba niang est de 0 FCFA, demba niang a fait comment pour payer ces cahiers et autres matériels scolaires (SAC, stylo, craie, ardoise, crayon...) ? prière de corriger. Dans les milieux urbains c'est peu probable de voir une école dont les élèves ou étudiants ne dépensent pas en frais d'uniformes, prière de verifier pour demba niang et corriger ou confirmer avec le QG. Le montant des autres depenses pour l'année scolaire de demba niang est faible ou élevé. veuillez, s'il vous plait, confirmer ces informations avec le QG ou apporter les corrections nécessaires. Attention ! Le frais de scolarité (5000 Fcfa) de demba niang en 4ème année de Primaire est relativement élevé par rapport aux autres frais de scolarités observés dans cette zone. Prière de corriger ou de confirmer avec le QG. </w:t>
+        <w:t xml:space="preserve">- Peu probable! demba niang  n'arrive pas  à comprendre un petit texte lu dans une langue locale (s02q03). Veuillez corriger ou donner des explications au QG. Le montant des frais pour les cahiers et autres matériels scolaires pour l'année scolaire de demba niang est de 0 FCFA, demba niang a fait comment pour payer ces cahiers et autres matériels scolaires (SAC, stylo, craie, ardoise, crayon...) ? prière de corriger. Dans les milieux urbains c'est peu probable de voir une école dont les élèves ou étudiants ne dépensent pas en frais d'uniformes, prière de verifier pour demba niang et corriger ou confirmer avec le QG. Le montant des autres depenses pour l'année scolaire de demba niang est faible ou élevé. veuillez, s'il vous plait, confirmer ces informations avec le QG ou apporter les corrections nécessaires. </w:t>
         <w:br/>
         <w:t xml:space="preserve">- Peu probable! mamadou lamine ba  n'arrive pas  à comprendre un petit texte lu dans une langue locale (s02q03). Veuillez corriger ou donner des explications au QG. Peu probable! mamadou lamine ba  ne sait ni lire, ni écrire, ni comprendre dans aucune des langues  (s02q01,s02q02,s02q03). Veuillez corriger ou donner des explications au QG. </w:t>
         <w:br/>
@@ -1464,9 +1464,28 @@
         <w:rPr>
           <w:sz w:val="20"/>
         </w:rPr>
-        <w:t xml:space="preserve">- Attention! le nombre d'heure que KADIDIA CISSOKO a travaillé par jour semble être inferieur à 4, veuillez s'il vous plait confirmer cette information avec le QG. </w:t>
-        <w:br/>
-        <w:t>- Nombre de mois exercé par mariama aidara dans l'emploi au cours des 12 derniers mois semble faible, veuillez corriger s'il vous plait ou comfirmer avec le QG. Attention! le nombre d'heure que mariama aidara a travaillé par jour semble être inferieur à 4, veuillez s'il vous plait confirmer cette information avec le QG.</w:t>
+        <w:t>- Nombre de mois exercé par mariama aidara dans l'emploi au cours des 12 derniers mois semble faible, veuillez corriger s'il vous plait ou comfirmer avec le QG. Avertissement!!! mariama aidara enquêté dans l'emploi principale n'a pas declaré son salaire prière de fournir plus d'effort pour lui demander son salire, vous pouvez utiliser des stratégies pour faire une estimation ou demander des conseils au QG. Avertissement!!! mariama aidara enquêté dans l'emploi principale n'a pas declaré son revenu prière de fournir plus d'effort pour lui demander son revenu, vous pouvez utiliser des stratégies pour faire une estimation ou demander des conseils au QG.</w:t>
+      </w:r>
+    </w:p>
+    <w:p>
+      <w:r>
+        <w:rPr>
+          <w:b/>
+          <w:color w:val="4672C4"/>
+          <w:sz w:val="22"/>
+        </w:rPr>
+        <w:t>&gt;&gt; Section7a1 - Repas pris a l'exterieur du menage</w:t>
+      </w:r>
+    </w:p>
+    <w:p>
+      <w:pPr>
+        <w:ind w:left="283"/>
+      </w:pPr>
+      <w:r>
+        <w:rPr>
+          <w:sz w:val="20"/>
+        </w:rPr>
+        <w:t>- Attention ! La somme des repas pris à l'extérieur pour l'ensemble du ménage et pour les membres du ménage est identique, êtes-vous sûr de ne pas avoir reconduit les mêmes informations? Prière de vérifier et corriger ou de confirmer avec le QG. Attention ! Les informations des repas pris à l'extérieur pour l'ensemble du ménage et pour les membres du ménage sont identiques, prière de vérifier et de corriger ou de confirmer ces informations avec le QG.</w:t>
       </w:r>
     </w:p>
     <w:p>
@@ -1487,7 +1506,7 @@
         <w:rPr>
           <w:sz w:val="20"/>
         </w:rPr>
-        <w:t>- Attention ! Le prix unitaire d'achat (2500 Fcfa) de Lait en poudre en Kg (taille unique) est relativement faible par rapport aux autres prix observés dans cette zone. Prière de corriger ou de confirmer avec le QG. Attention ! Le prix unitaire d'achat (700 Fcfa) de Pâte d'arachide en Sachets (Moyen) est relativement élevé par rapport aux autres prix observés dans cette zone. Prière de corriger ou de confirmer avec le QG. Attention ! Le prix unitaire d'achat (800 Fcfa) de Mâchoiron séchée (Kon) en Sachets (Petit) est relativement élevé par rapport aux autres prix observés dans cette zone. Prière de corriger ou de confirmer avec le QG. Incohérence!! Dans ce ménage, chaque individus consomme par jour 45.405 Kg  de cereale; Prière de revoir les quantités prises de ces produits. Incohérence!! Dans ce ménage, chaque individus consomme par jour 45.405 Kg  de cereale; Prière de revoir les quantités prises de ces produits. Incohérence!! Dans ce ménage, chaque individus consomme par jour 45.405 Kg  de cereale; Prière de revoir les quantités prises de ces produits. Le ménage a consommé Ail mais les informations sur la quantité, l'unité ou la taille ne sont pas renseignées.Prière de renseigner. Le ménage a consommé Arôme (Maggi, Jumbo, etc.) mais les informations sur la quantité, l'unité ou la taille ne sont pas renseignées.Prière de renseigner. Le ménage a consommé Autres tisanes et infusions n.d.a. (quinqueliba, citronnelle, etc.) mais les informations sur la quantité, l'unité ou la taille ne sont pas renseignées.Prière de renseigner. Le ménage a consommé Boissons gazeuses (Coca, Fanta, Vimto, Sprite, etc.) mais les informations sur la quantité, l'unité ou la taille ne sont pas renseignées.Prière de renseigner. Le ménage a consommé Café en poudre soluble mais les informations sur la quantité, l'unité ou la taille ne sont pas renseignées.Prière de renseigner. Le ménage a consommé Caramel, bonbons, confiseries, etc. mais les informations sur la quantité, l'unité ou la taille ne sont pas renseignées.Prière de renseigner. Le ménage a consommé Citron mais les informations sur la quantité, l'unité ou la taille ne sont pas renseignées.Prière de renseigner. Le ménage a consommé Cube alimentaire (Maggi, Jumbo, ) mais les informations sur la quantité, l'unité ou la taille ne sont pas renseignées.Prière de renseigner. Le ménage a consommé Feuilles de Epinar mais les informations sur la quantité, l'unité ou la taille ne sont pas renseignées.Prière de renseigner. Le ménage a consommé Moutarde mais les informations sur la quantité, l'unité ou la taille ne sont pas renseignées.Prière de renseigner. Le ménage a consommé Piment frais mais les informations sur la quantité, l'unité ou la taille ne sont pas renseignées.Prière de renseigner. Le ménage a consommé Piment séché mais les informations sur la quantité, l'unité ou la taille ne sont pas renseignées.Prière de renseigner. Le ménage a consommé Poireau mais les informations sur la quantité, l'unité ou la taille ne sont pas renseignées.Prière de renseigner. Le ménage a consommé Poivre mais les informations sur la quantité, l'unité ou la taille ne sont pas renseignées.Prière de renseigner. Le ménage a consommé Sel mais les informations sur la quantité, l'unité ou la taille ne sont pas renseignées.Prière de renseigner. Difficile de consommer le Sel en   prière de verifier. Le ménage a consommé Thé en sachet mais les informations sur la quantité, l'unité ou la taille ne sont pas renseignées.Prière de renseigner. Avertissement!!! Le ménage a consommé .a   de Thé en sachet, cette quantité semble anormale pour une consommation des 7 derniers jours.Les ménages consomment géneralement en sachet ou en paquet, prière de corriger ou de confirmer avec le QG. Le ménage a consommé Tomate séchée mais les informations sur la quantité, l'unité ou la taille ne sont pas renseignées.Prière de renseigner. Le ménage a consommé Vinaigre de citron  mais les informations sur la quantité, l'unité ou la taille ne sont pas renseignées.Prière de renseigner. Le ménage a consommé Vinaigre de vin mais les informations sur la quantité, l'unité ou la taille ne sont pas renseignées.Prière de renseigner. Le prix d'achat unitaire (200 Fcfa) de Pains traditionnel (Rond) en Kg de taille  taille unique  est très faible, prière de regarder les reponses prises dans les questions s07bq07a s07bq07b s07bq07c s07bq08 pour mieux corriger.</w:t>
+        <w:t>- Attention ! Le prix unitaire d'achat (100 Fcfa) de Piment frais en Pièce (Tres petit) est relativement élevé par rapport aux autres prix observés dans cette zone. Prière de corriger ou de confirmer avec le QG. Attention ! Le prix unitaire d'achat (100 Fcfa) de Poireau en Tas (Tres petit) est relativement élevé par rapport aux autres prix observés dans cette zone. Prière de corriger ou de confirmer avec le QG. Attention ! Le prix unitaire d'achat (500 Fcfa) de Sel en Sachets (Tres petit) est relativement élevé par rapport aux autres prix observés dans cette zone. Prière de corriger ou de confirmer avec le QG. Attention ! Le prix unitaire d'achat (500 Fcfa) de Spaghettis en Paquet (Petit) est relativement élevé par rapport aux autres prix observés dans cette zone. Prière de corriger ou de confirmer avec le QG. Attention ! Le prix unitaire d'achat (700 Fcfa) de Pâte d'arachide en Sachets (Petit) est relativement élevé par rapport aux autres prix observés dans cette zone. Prière de corriger ou de confirmer avec le QG. Avertissement!! le prix unitaire (150 Fcfa) de Thé en sachet (unité: Sachets) de taille Tres petit est très faible ou élevé. Prière de corriger ou de confirmer avec le QG. Avertissement!!! Le ménage a consommé 8 Sachets Petit de Mâchoiron séchée (Kon), cette quantité semble anormale pour une consommation des 7 derniers jours.Prière de corriger ou de confirmer avec le QG. Incohérence!! Dans ce ménage, chaque individus consomme par jour 73.29191 Kg  de cereale; Prière de revoir les quantités prises de ces produits. Incohérence!! Dans ce ménage, chaque individus consomme par jour 73.29191 Kg  de cereale; Prière de revoir les quantités prises de ces produits. Attention ! Le prix unitaire d'achat (5666.667 Fcfa) de Riz local Gambiaka en Sac (50 Kg) (taille unique) est relativement faible par rapport aux autres prix observés dans cette zone. Prière de corriger ou de confirmer avec le QG. Attention ! Soupçons de quantité anormale! Le ménage de KADIDIA CISSOKO avec une taille de 6 personnes a consommé 21 Kg en taille unique de Riz local Gambiaka qui est relativement élevé comme consommation par rapport à la condition de vie des autres ménages de même taille dans cette zone. Prière de corriger ou de confirmer avec le QG. Incohérence!! Dans ce ménage, chaque individus consomme par jour 73.29191 Kg  de cereale; Prière de revoir les quantités prises de ces produits. Attention ! Soupçons de quantité anormale! Le ménage de KADIDIA CISSOKO avec une taille de 6 personnes a consommé 14 Kg en taille unique de Maïs en grain qui est relativement élevé comme consommation par rapport à la condition de vie des autres ménages de même taille dans cette zone. Prière de corriger ou de confirmer avec le QG. Le prix d'achat unitaire (150 Fcfa) de Lait en poudre en Kg de taille  taille unique  est très faible, prière de regarder les reponses prises dans les questions s07bq07a s07bq07b s07bq07c s07bq08 pour mieux corriger. Attention ! Le prix unitaire d'achat (150 Fcfa) de Lait en poudre en Kg (taille unique) est relativement faible par rapport aux autres prix observés dans cette zone. Prière de corriger ou de confirmer avec le QG.</w:t>
       </w:r>
     </w:p>
     <w:p>
@@ -1615,8 +1634,6 @@
         <w:rPr>
           <w:sz w:val="20"/>
         </w:rPr>
-        <w:t xml:space="preserve">- Attention ! Lit a été achété à 400000 Fcfa est relativement élevé par rapport aux autres prix d'achat observés dans cette zone. Prière de corriger ou de confirmer avec le QG. </w:t>
-        <w:br/>
         <w:t>- Attention ! Tapis a été achété à 40000 Fcfa est relativement élevé par rapport aux autres prix d'achat observés dans cette zone. Prière de corriger ou de confirmer avec le QG. Attention ! Tapis a été revendu à 40000 Fcfa qui est relativement élevé par rapport aux autres prix de revente observés dans cette zone. Prière de corriger ou de confirmer avec le QG.</w:t>
       </w:r>
     </w:p>
@@ -1970,7 +1987,7 @@
         <w:rPr>
           <w:sz w:val="20"/>
         </w:rPr>
-        <w:t>- Il est obligatoire de prendre les coordonnées Gps avant d'administrer le questionnaire. Prière de prendre les coordonnées GPS.</w:t>
+        <w:t>- Le questionnaire semble ne pas être complètement fini mais le questionnaire est en statut complet, prière de compléter le questionnaire. Il est obligatoire de prendre les coordonnées Gps avant d'administrer le questionnaire. Prière de prendre les coordonnées GPS.</w:t>
       </w:r>
     </w:p>
     <w:p>
@@ -1993,6 +2010,10 @@
         </w:rPr>
         <w:t xml:space="preserve">- Avertissement! Veuillez renseigner par oui ou non toutes les modalités de la question s01q47. </w:t>
         <w:br/>
+        <w:t xml:space="preserve">- Attention ! Le montant (5000 Fcfa) dépensé ou reçu en cadeau pour les recharges internet ou de forfaits de données mobiles(hors appels vocaux), aucours des 30 derniers jours de  Alassane Ndiaye est relativement élevé par rapport aux autres montants depansés observés dans cette zone. Prière de corriger ou de confirmer avec le QG. </w:t>
+        <w:br/>
+        <w:t xml:space="preserve">- Attention ! Le montant (5000 Fcfa) dépensé ou reçu en cadeau pour les recharges internet ou de forfaits de données mobiles(hors appels vocaux), aucours des 30 derniers jours de  Moussa Ndiaye est relativement élevé par rapport aux autres montants depansés observés dans cette zone. Prière de corriger ou de confirmer avec le QG. </w:t>
+        <w:br/>
         <w:t xml:space="preserve">- L'ethni de Djiba Keita est bedick, prière de bien classer cet ethni qui existe soit dans la liste des ethni ou n'éxiste pas comme ethni. </w:t>
         <w:br/>
         <w:t>- Personne en union libre mais dont le conjoint ne vit pas dans le ménage, prière de corriger</w:t>
@@ -2018,7 +2039,7 @@
         </w:rPr>
         <w:t xml:space="preserve">- Dans les milieux urbains c'est peu probable de voir une école dont les élèves ou étudiants ne dépensent pas en frais d'uniformes, prière de verifier pour Alassane Ndiaye 2 et corriger ou confirmer avec le QG. </w:t>
         <w:br/>
-        <w:t xml:space="preserve">- Dans les milieux urbains c'est peu probable de voir une école dont les élèves ou étudiants ne dépensent pas en frais d'uniformes, prière de verifier pour Ndeye Coumba Ndiaye et corriger ou confirmer avec le QG. Attention ! Le frais de scolarité (2000 Fcfa) de Ndeye Coumba Ndiaye en 2ème année de Primaire est relativement élevé par rapport aux autres frais de scolarités observés dans cette zone. Prière de corriger ou de confirmer avec le QG. </w:t>
+        <w:t xml:space="preserve">- Dans les milieux urbains c'est peu probable de voir une école dont les élèves ou étudiants ne dépensent pas en frais d'uniformes, prière de verifier pour Ndeye Coumba Ndiaye et corriger ou confirmer avec le QG. </w:t>
         <w:br/>
         <w:t xml:space="preserve">- Dans les milieux urbains c'est peu probable de voir une école dont les élèves ou étudiants ne dépensent pas en frais d'uniformes, prière de verifier pour Ousmane Pathe Ndiaye et corriger ou confirmer avec le QG. </w:t>
         <w:br/>
@@ -2188,7 +2209,7 @@
         <w:rPr>
           <w:sz w:val="20"/>
         </w:rPr>
-        <w:t>- Attention ! Le prix unitaire d'achat (200 Fcfa) de Lait caillé en Sachets (Petit) est relativement élevé par rapport aux autres prix observés dans cette zone. Prière de corriger ou de confirmer avec le QG. Attention ! Le prix unitaire d'achat (6500 Fcfa) de Huile de palme brute en Litre (taille unique) est relativement élevé par rapport aux autres prix observés dans cette zone. Prière de corriger ou de confirmer avec le QG. Avertissement!! La quantité (20 litre) du produit Huile de soja  consommée  par le ménage semble très élevé, prière de corriger ou confirmer avec le QG. Avertissement!! Les quantités du Thé en feuille consommées en Sachets industriel semble incoherent car les ménages consomment géneralement en sachet ou en paquet, prière de corriger ou confirmer avec le QG. Avertissement!!! Le ménage a consommé 12 Sachets Tres petit de Mâchoiron séchée (Kon), cette quantité semble anormale pour une consommation des 7 derniers jours.Prière de corriger ou de confirmer avec le QG. Avertissement!!! Le ménage a consommé 2 Paquet Grand de Thé en sachet, cette quantité semble anormale pour une consommation des 7 derniers jours.Prière de corriger ou de confirmer avec le QG. Avertissement!!!Le ménage a consommé 84 miche de Moyen de Pain moderne (Baguette)  ce qui semble incoherent pour une consommation aucours des 7 derniers jours, prière de verifier et corriger. Incohérence!! Dans ce ménage, chaque individus consomme par jour 2.769153 Kg  de cereale; Prière de revoir les quantités prises de ces produits. Incohérence!! Dans ce ménage, chaque individus consomme par jour 2.769153 Kg  de cereale; Prière de revoir les quantités prises de ces produits.</w:t>
+        <w:t>- Attention ! Le prix unitaire d'achat (104.1667 Fcfa) de Œufs frais en Pièce (taille unique) est relativement faible par rapport aux autres prix observés dans cette zone. Prière de corriger ou de confirmer avec le QG. Attention ! Le prix unitaire d'achat (200 Fcfa) de Lait caillé en Sachets (Petit) est relativement élevé par rapport aux autres prix observés dans cette zone. Prière de corriger ou de confirmer avec le QG. Attention ! Le prix unitaire d'achat (6500 Fcfa) de Huile de palme brute en Litre (taille unique) est relativement élevé par rapport aux autres prix observés dans cette zone. Prière de corriger ou de confirmer avec le QG. Avertissement!! La quantité (20 litre) du produit Huile de soja  consommée  par le ménage semble très élevé, prière de corriger ou confirmer avec le QG. Avertissement!! Les quantités du Thé en feuille consommées en Sachets industriel semble incoherent car les ménages consomment géneralement en sachet ou en paquet, prière de corriger ou confirmer avec le QG. Avertissement!!! Le ménage a consommé 12 Sachets Tres petit de Mâchoiron séchée (Kon), cette quantité semble anormale pour une consommation des 7 derniers jours.Prière de corriger ou de confirmer avec le QG. Avertissement!!! Le ménage a consommé 2 Paquet Grand de Thé en sachet, cette quantité semble anormale pour une consommation des 7 derniers jours.Prière de corriger ou de confirmer avec le QG. Avertissement!!!Le ménage a consommé 84 miche de Moyen de Pain moderne (Baguette)  ce qui semble incoherent pour une consommation aucours des 7 derniers jours, prière de verifier et corriger. Incohérence!! Dans ce ménage, chaque individus consomme par jour 5.631588 Kg  de cereale; Prière de revoir les quantités prises de ces produits. Incohérence!! Dans ce ménage, chaque individus consomme par jour 5.631588 Kg  de cereale; Prière de revoir les quantités prises de ces produits.</w:t>
       </w:r>
     </w:p>
     <w:p>
@@ -2793,21 +2814,17 @@
         <w:rPr>
           <w:sz w:val="20"/>
         </w:rPr>
-        <w:t xml:space="preserve">- Dans les milieux urbains c'est peu probable de voir une école dont les élèves ou étudiants ne dépensent pas en frais d'uniformes, prière de verifier pour juliette bonang et corriger ou confirmer avec le QG. Incohérence ! ceq parent gère l'école fréquentée par juliette bonang au cours de l'année de 2023/2024, prière de corrigerIncohérence ! ceq parent gère l'école fréquentée par juliette bonang au cours de l'année de 2024/2025, prière de corrigerAttention ! Le frais de scolarité (50000 Fcfa) de juliette bonang en 4ème année de Secondaire 1 (Moyen) Général est relativement élevé par rapport aux autres frais de scolarités observés dans cette zone. Prière de corriger ou de confirmer avec le QG. </w:t>
+        <w:t xml:space="preserve">- Dans les milieux urbains c'est peu probable de voir une école dont les élèves ou étudiants ne dépensent pas en frais d'uniformes, prière de verifier pour juliette bonang et corriger ou confirmer avec le QG. Attention ! Le frais de scolarité (50000 Fcfa) de juliette bonang en 4ème année de Secondaire 1 (Moyen) Général est relativement élevé par rapport aux autres frais de scolarités observés dans cette zone. Prière de corriger ou de confirmer avec le QG. </w:t>
         <w:br/>
-        <w:t>- Dans les milieux urbains c'est peu probable de voir une école dont les élèves ou étudiants ne dépensent pas en frais d'uniformes, prière de verifier pour salimata ba et corriger ou confirmer avec le QG. Incohérence ! ces parent gère l'école fréquentée par salimata ba au cours de l'année de 2023/2024, prière de corrigerIncohérence ! ces parent gère l'école fréquentée par salimata ba au cours de l'année de 2024/2025, prière de corriger</w:t>
+        <w:t xml:space="preserve">- Dans les milieux urbains c'est peu probable de voir une école dont les élèves ou étudiants ne dépensent pas en frais d'uniformes, prière de verifier pour salimata ba et corriger ou confirmer avec le QG. </w:t>
         <w:br/>
-        <w:t>- Incohérence ! ces parent gère l'école fréquentée par eveline boubane au cours de l'année de 2023/2024, prière de corrigerIncohérence ! ces parent gère l'école fréquentée par eveline boubane au cours de l'année de 2024/2025, prière de corriger</w:t>
+        <w:t xml:space="preserve">- Le montant des autres depenses pour l'année scolaire de lea bonang est faible ou élevé. veuillez, s'il vous plait, confirmer ces informations avec le QG ou apporter les corrections nécessaires. </w:t>
         <w:br/>
-        <w:t xml:space="preserve">- La raison principale que amos biess n'a pas fait des études dans une école formelle est cause du dece de son pere et semble exister dans les modalités, prière de prendre attache avec le QG pour plus d'explication afin de la classer bien. </w:t>
-        <w:br/>
-        <w:t>- Le montant des autres depenses pour l'année scolaire de lea bonang est faible ou élevé. veuillez, s'il vous plait, confirmer ces informations avec le QG ou apporter les corrections nécessaires. Incohérence ! ces patent gère l'école fréquentée par lea bonang au cours de l'année de 2023/2024, prière de corrigerIncohérence ! ces parent gère l'école fréquentée par lea bonang au cours de l'année de 2024/2025, prière de corriger</w:t>
-        <w:br/>
-        <w:t xml:space="preserve">- Peu probable! albert ignass boubane  n'arrive pas  à comprendre un petit texte lu dans une langue locale (s02q03). Veuillez corriger ou donner des explications au QG. Peu probable! albert ignass boubane  ne sait ni lire, ni écrire, ni comprendre dans aucune des langues  (s02q01,s02q02,s02q03). Veuillez corriger ou donner des explications au QG. Peu plausible albert ignass boubane fréquente au minimum le fondamental 1 mais ne sait ni lire ni comprendre la langue française, prière de corriger ou de confirmer avec le QG merci. Le montant des autres depenses pour l'année scolaire de albert ignass boubane est faible ou élevé. veuillez, s'il vous plait, confirmer ces informations avec le QG ou apporter les corrections nécessaires. Incohérence ! ces parent gère l'école fréquentée par albert ignass boubane au cours de l'année de 2023/2024, prière de corrigerIncohérence ! ces parent gère l'école fréquentée par albert ignass boubane au cours de l'année de 2024/2025, prière de corrigerAttention ! Le frais de scolarité (46000 Fcfa) de albert ignass boubane en 2ème année de Primaire est relativement élevé par rapport aux autres frais de scolarités observés dans cette zone. Prière de corriger ou de confirmer avec le QG. </w:t>
+        <w:t xml:space="preserve">- Peu probable! albert ignass boubane  n'arrive pas  à comprendre un petit texte lu dans une langue locale (s02q03). Veuillez corriger ou donner des explications au QG. Peu probable! albert ignass boubane  ne sait ni lire, ni écrire, ni comprendre dans aucune des langues  (s02q01,s02q02,s02q03). Veuillez corriger ou donner des explications au QG. Peu plausible albert ignass boubane fréquente au minimum le fondamental 1 mais ne sait ni lire ni comprendre la langue française, prière de corriger ou de confirmer avec le QG merci. Le montant des autres depenses pour l'année scolaire de albert ignass boubane est faible ou élevé. veuillez, s'il vous plait, confirmer ces informations avec le QG ou apporter les corrections nécessaires. Attention ! Le frais de scolarité (46000 Fcfa) de albert ignass boubane en 2ème année de Primaire est relativement élevé par rapport aux autres frais de scolarités observés dans cette zone. Prière de corriger ou de confirmer avec le QG. </w:t>
         <w:br/>
         <w:t xml:space="preserve">- Peu probable! donatien boubane  n'arrive pas  à comprendre un petit texte lu dans une langue locale (s02q03). Veuillez corriger ou donner des explications au QG. La raison principale que donatien boubane n'a pas fait des études dans une école formelle est ne veu pas continue et semble exister dans les modalités, prière de prendre attache avec le QG pour plus d'explication afin de la classer bien. </w:t>
         <w:br/>
-        <w:t xml:space="preserve">- Peu probable! jean paul biess  n'arrive pas  à comprendre un petit texte lu dans une langue locale (s02q03). Veuillez corriger ou donner des explications au QG. Peu probable! jean paul biess  ne sait ni lire, ni écrire, ni comprendre dans aucune des langues  (s02q01,s02q02,s02q03). Veuillez corriger ou donner des explications au QG. Peu plausible jean paul biess fréquente au minimum le fondamental 1 mais ne sait ni lire ni comprendre la langue française, prière de corriger ou de confirmer avec le QG merci. Le montant des autres depenses pour l'année scolaire de jean paul biess est faible ou élevé. veuillez, s'il vous plait, confirmer ces informations avec le QG ou apporter les corrections nécessaires. Incohérence ! sa tante gère l'école fréquentée par jean paul biess au cours de l'année de 2023/2024, prière de corrigerIncohérence ! ses parent gère l'école fréquentée par jean paul biess au cours de l'année de 2024/2025, prière de corrigerAttention ! Le frais de scolarité (46000 Fcfa) de jean paul biess en 2ème année de Primaire est relativement élevé par rapport aux autres frais de scolarités observés dans cette zone. Prière de corriger ou de confirmer avec le QG. </w:t>
+        <w:t xml:space="preserve">- Peu probable! jean paul biess  n'arrive pas  à comprendre un petit texte lu dans une langue locale (s02q03). Veuillez corriger ou donner des explications au QG. Peu probable! jean paul biess  ne sait ni lire, ni écrire, ni comprendre dans aucune des langues  (s02q01,s02q02,s02q03). Veuillez corriger ou donner des explications au QG. Peu plausible jean paul biess fréquente au minimum le fondamental 1 mais ne sait ni lire ni comprendre la langue française, prière de corriger ou de confirmer avec le QG merci. Le montant des autres depenses pour l'année scolaire de jean paul biess est faible ou élevé. veuillez, s'il vous plait, confirmer ces informations avec le QG ou apporter les corrections nécessaires. Attention ! Le frais de scolarité (46000 Fcfa) de jean paul biess en 2ème année de Primaire est relativement élevé par rapport aux autres frais de scolarités observés dans cette zone. Prière de corriger ou de confirmer avec le QG. </w:t>
         <w:br/>
         <w:t xml:space="preserve">- Peu probable! mari claire boubane  n'arrive pas  à comprendre un petit texte lu dans une langue locale (s02q03). Veuillez corriger ou donner des explications au QG. Peu probable! mari claire boubane  ne sait ni lire, ni écrire, ni comprendre dans aucune des langues  (s02q01,s02q02,s02q03). Veuillez corriger ou donner des explications au QG. </w:t>
         <w:br/>
@@ -2815,7 +2832,7 @@
         <w:br/>
         <w:t xml:space="preserve">- Peu probable! maréque boubane  n'arrive pas  à comprendre un petit texte lu dans une langue locale (s02q03). Veuillez corriger ou donner des explications au QG. </w:t>
         <w:br/>
-        <w:t>- Peu probable! romain boubane  n'arrive pas  à comprendre un petit texte lu dans une langue locale (s02q03). Veuillez corriger ou donner des explications au QG. Peu probable! romain boubane  ne sait ni lire, ni écrire, ni comprendre dans aucune des langues  (s02q01,s02q02,s02q03). Veuillez corriger ou donner des explications au QG. Le montant des frais pour les cahiers et autres matériels scolaires pour l'année scolaire de romain boubane est de 0 FCFA, romain boubane a fait comment pour payer ces cahiers et autres matériels scolaires (SAC, stylo, craie, ardoise, crayon...) ? prière de corriger. Dans les milieux urbains c'est peu probable de voir une école dont les élèves ou étudiants ne dépensent pas en frais d'uniformes, prière de verifier pour romain boubane et corriger ou confirmer avec le QG. Incohérence ! ces parent gère l'école fréquentée par romain boubane au cours de l'année de 2023/2024, prière de corrigerIncohérence ! ces parent gère l'école fréquentée par romain boubane au cours de l'année de 2024/2025, prière de corriger</w:t>
+        <w:t>- Peu probable! romain boubane  n'arrive pas  à comprendre un petit texte lu dans une langue locale (s02q03). Veuillez corriger ou donner des explications au QG. Peu probable! romain boubane  ne sait ni lire, ni écrire, ni comprendre dans aucune des langues  (s02q01,s02q02,s02q03). Veuillez corriger ou donner des explications au QG. Le montant des frais pour les cahiers et autres matériels scolaires pour l'année scolaire de romain boubane est de 0 FCFA, romain boubane a fait comment pour payer ces cahiers et autres matériels scolaires (SAC, stylo, craie, ardoise, crayon...) ? prière de corriger. Dans les milieux urbains c'est peu probable de voir une école dont les élèves ou étudiants ne dépensent pas en frais d'uniformes, prière de verifier pour romain boubane et corriger ou confirmer avec le QG.</w:t>
       </w:r>
     </w:p>
     <w:p>
@@ -2838,17 +2855,11 @@
         </w:rPr>
         <w:t xml:space="preserve">- Avertissement! donatien boubane n'a consacré aucune heure pour aucun des travaux du ménage, prière de regarder les réponses prises dans les questions (s04q01 s04q02 s04q03 s04q04 s04q05 s04q06 s04q07 s04q08). </w:t>
         <w:br/>
-        <w:t xml:space="preserve">- Avertissement! juliette bonang est trop jeune mais il a plus de 15 ans, prière de corriger ou confirmer. juliette bonang fait par ces parent pour subvenir principalement à ses besoins et semble exister dans les modalités, prière de prendre attache avec le QG pour plus d'explication afin de la classer bien. </w:t>
-        <w:br/>
         <w:t xml:space="preserve">- Avertissement! lea bonang est trop jeune mais il a plus de 15 ans, prière de corriger ou confirmer. lea bonang fait par ces parent pour subvenir principalement à ses besoins et semble exister dans les modalités, prière de prendre attache avec le QG pour plus d'explication afin de la classer bien. </w:t>
         <w:br/>
         <w:t xml:space="preserve">- albert ignass boubane fait par ces parent pour subvenir principalement à ses besoins et semble exister dans les modalités, prière de prendre attache avec le QG pour plus d'explication afin de la classer bien. </w:t>
         <w:br/>
-        <w:t xml:space="preserve">- eveline boubane fait mes paren pour subvenir principalement à ses besoins et semble exister dans les modalités, prière de prendre attache avec le QG pour plus d'explication afin de la classer bien. </w:t>
-        <w:br/>
         <w:t xml:space="preserve">- jean paul biess fait par ces parent pour subvenir principalement à ses besoins et semble exister dans les modalités, prière de prendre attache avec le QG pour plus d'explication afin de la classer bien. </w:t>
-        <w:br/>
-        <w:t xml:space="preserve">- romain boubane fait par ces parent pour subvenir principalement à ses besoins et semble exister dans les modalités, prière de prendre attache avec le QG pour plus d'explication afin de la classer bien. </w:t>
         <w:br/>
         <w:t>- salimata ba fait par ces parent pour subvenir principalement à ses besoins et semble exister dans les modalités, prière de prendre attache avec le QG pour plus d'explication afin de la classer bien.</w:t>
       </w:r>
@@ -2919,7 +2930,7 @@
         <w:rPr>
           <w:sz w:val="20"/>
         </w:rPr>
-        <w:t>- La dernière fois que vous avez acheté Feuilles de Fakoye (Feuille de corete) est chez un voisin et semble exister dans les modalités, prière de prendre attache avec le QG pour plus d'explication afin de la classer bien. Attention ! Le prix unitaire d'achat (200 Fcfa) de Choux en Pièce (Petit) est relativement élevé par rapport aux autres prix observés dans cette zone. Prière de corriger ou de confirmer avec le QG. Attention ! Le prix unitaire d'achat (200 Fcfa) de Feuilles de patate en Sachets (Petit) est relativement élevé par rapport aux autres prix observés dans cette zone. Prière de corriger ou de confirmer avec le QG. Attention ! Le prix unitaire d'achat (66.66666 Fcfa) de Pain moderne (Baguette) en miche (Moyen) est relativement faible par rapport aux autres prix observés dans cette zone. Prière de corriger ou de confirmer avec le QG. Avertissement!!! Le ménage a consommé 10 Sachets Petit de Sucre en poudre , cette quantité semble anormale pour une consommation des 7 derniers jours.Prière de corriger ou de confirmer avec le QG. Avertissement!!! Le ménage a consommé 7 Paquet Petit de Thé en sachet, cette quantité semble anormale pour une consommation des 7 derniers jours.Prière de corriger ou de confirmer avec le QG. Avertissement!! le prix unitaire (100 Fcfa) de Thé en sachet (unité: Paquet) de taille Petit est très faible ou élevé. Prière de corriger ou de confirmer avec le QG. Avertissement!!!Le ménage a consommé 70 Sachets de Petit de Lait en poudre  ce qui semble incoherent pour une consommation aucours des 7 derniers jours, prière de verifier et corriger. Attention ! Le prix unitaire d'achat (10 Fcfa) de Lait en poudre en Sachets (Petit) est relativement faible par rapport aux autres prix observés dans cette zone. Prière de corriger ou de confirmer avec le QG. Incohérence!! Dans ce ménage, chaque individus consomme par jour 15.1539 Kg  de cereale; Prière de revoir les quantités prises de ces produits. Incohérence!! Dans ce ménage, chaque individus consomme par jour 15.1539 Kg  de cereale; Prière de revoir les quantités prises de ces produits. Le prix d'achat unitaire (116.6667 Fcfa) de Riz brisé importé en Kg de taille  taille unique  est très faible, prière de regarder les reponses prises dans les questions s07bq07a s07bq07b s07bq07c s07bq08 pour mieux corriger.</w:t>
+        <w:t>- La dernière fois que vous avez acheté Feuilles de Fakoye (Feuille de corete) est chez un voisin et semble exister dans les modalités, prière de prendre attache avec le QG pour plus d'explication afin de la classer bien. Attention ! Le prix unitaire d'achat (200 Fcfa) de Choux en Pièce (Petit) est relativement élevé par rapport aux autres prix observés dans cette zone. Prière de corriger ou de confirmer avec le QG. Attention ! Le prix unitaire d'achat (200 Fcfa) de Feuilles de patate en Sachets (Petit) est relativement élevé par rapport aux autres prix observés dans cette zone. Prière de corriger ou de confirmer avec le QG. Attention ! Le prix unitaire d'achat (66.66666 Fcfa) de Pain moderne (Baguette) en miche (Moyen) est relativement faible par rapport aux autres prix observés dans cette zone. Prière de corriger ou de confirmer avec le QG. Avertissement!!! Le ménage a consommé 10 Sachets Petit de Sucre en poudre , cette quantité semble anormale pour une consommation des 7 derniers jours.Prière de corriger ou de confirmer avec le QG. Avertissement!!! Le ménage a consommé 7 Paquet Petit de Thé en sachet, cette quantité semble anormale pour une consommation des 7 derniers jours.Prière de corriger ou de confirmer avec le QG. Avertissement!! le prix unitaire (100 Fcfa) de Thé en sachet (unité: Paquet) de taille Petit est très faible ou élevé. Prière de corriger ou de confirmer avec le QG. Avertissement!!!Le ménage a consommé 70 Sachets de Petit de Lait en poudre  ce qui semble incoherent pour une consommation aucours des 7 derniers jours, prière de verifier et corriger. Attention ! Le prix unitaire d'achat (10 Fcfa) de Lait en poudre en Sachets (Petit) est relativement faible par rapport aux autres prix observés dans cette zone. Prière de corriger ou de confirmer avec le QG. Incohérence!! Dans ce ménage, chaque individus consomme par jour 28.72886 Kg  de cereale; Prière de revoir les quantités prises de ces produits. Incohérence!! Dans ce ménage, chaque individus consomme par jour 28.72886 Kg  de cereale; Prière de revoir les quantités prises de ces produits. Le prix d'achat unitaire (116.6667 Fcfa) de Riz brisé importé en Kg de taille  taille unique  est très faible, prière de regarder les reponses prises dans les questions s07bq07a s07bq07b s07bq07c s07bq08 pour mieux corriger.</w:t>
       </w:r>
     </w:p>
     <w:p>
@@ -3004,6 +3015,27 @@
           <w:sz w:val="20"/>
         </w:rPr>
         <w:t>- Avertissement!! Le ménage (vit en milieu urbain) se débarrasse de ses ordures ménagères soit par le Dépotoir sauvage, brûle et enterre, prière de corriger ou confirmer avec le QG.  En cas de coupure de courant du réseau, la source d’énergie que le ménage utilise est torche telephone et semble exister dans les modalités, prière de prendre attache avec le QG pour plus d'explication afin de la classer bien.</w:t>
+      </w:r>
+    </w:p>
+    <w:p>
+      <w:r>
+        <w:rPr>
+          <w:b/>
+          <w:color w:val="4672C4"/>
+          <w:sz w:val="22"/>
+        </w:rPr>
+        <w:t>&gt;&gt; Section12 - Actifs du menage</w:t>
+      </w:r>
+    </w:p>
+    <w:p>
+      <w:pPr>
+        <w:ind w:left="283"/>
+      </w:pPr>
+      <w:r>
+        <w:rPr>
+          <w:sz w:val="20"/>
+        </w:rPr>
+        <w:t>- Attention ! Téléphone portable a été achété à 135000 Fcfa est relativement élevé par rapport aux autres prix d'achat observés dans cette zone. Prière de corriger ou de confirmer avec le QG.</w:t>
       </w:r>
     </w:p>
     <w:p>
@@ -3391,6 +3423,48 @@
           <w:color w:val="4672C4"/>
           <w:sz w:val="22"/>
         </w:rPr>
+        <w:t>&gt;&gt; Section0 - Identification et renseignements de controle</w:t>
+      </w:r>
+    </w:p>
+    <w:p>
+      <w:pPr>
+        <w:ind w:left="283"/>
+      </w:pPr>
+      <w:r>
+        <w:rPr>
+          <w:sz w:val="20"/>
+        </w:rPr>
+        <w:t>- Le questionnaire semble ne pas être complètement fini mais le questionnaire est en statut complet, prière de compléter le questionnaire.</w:t>
+      </w:r>
+    </w:p>
+    <w:p>
+      <w:r>
+        <w:rPr>
+          <w:b/>
+          <w:color w:val="4672C4"/>
+          <w:sz w:val="22"/>
+        </w:rPr>
+        <w:t>&gt;&gt; Section1 - Caracteristiques des membres</w:t>
+      </w:r>
+    </w:p>
+    <w:p>
+      <w:pPr>
+        <w:ind w:left="283"/>
+      </w:pPr>
+      <w:r>
+        <w:rPr>
+          <w:sz w:val="20"/>
+        </w:rPr>
+        <w:t>- Attention ! Le montant (5000 Fcfa) dépensé ou reçu en cadeau pour les recharges internet ou de forfaits de données mobiles(hors appels vocaux), aucours des 30 derniers jours de  mame diarra gueye est relativement élevé par rapport aux autres montants depansés observés dans cette zone. Prière de corriger ou de confirmer avec le QG.</w:t>
+      </w:r>
+    </w:p>
+    <w:p>
+      <w:r>
+        <w:rPr>
+          <w:b/>
+          <w:color w:val="4672C4"/>
+          <w:sz w:val="22"/>
+        </w:rPr>
         <w:t>&gt;&gt; Section2 - Education</w:t>
       </w:r>
     </w:p>
@@ -3502,7 +3576,7 @@
         <w:rPr>
           <w:sz w:val="20"/>
         </w:rPr>
-        <w:t>- Attention ! Le prix unitaire d'achat (100 Fcfa) de Piment frais en Pièce (Petit) est relativement élevé par rapport aux autres prix observés dans cette zone. Prière de corriger ou de confirmer avec le QG. Attention ! Le prix unitaire d'achat (1000 Fcfa) de Capitaine frais en Tas (Petit) est relativement élevé par rapport aux autres prix observés dans cette zone. Prière de corriger ou de confirmer avec le QG. Attention ! Le prix unitaire d'achat (200 Fcfa) de Concombre en Pièce (Petit) est relativement élevé par rapport aux autres prix observés dans cette zone. Prière de corriger ou de confirmer avec le QG. Attention ! Le prix unitaire d'achat (50 Fcfa) de Carpe séchée en Morceau (Portion) (Tres petit) est relativement faible par rapport aux autres prix observés dans cette zone. Prière de corriger ou de confirmer avec le QG. Attention ! Soupçons de quantité anormale! Le ménage de mamadou dieng diallo avec une taille de 11 personnes a consommé 6 Kg en taille unique de Sucre en poudre  qui est relativement élevé comme consommation par rapport à la condition de vie des autres ménages de même taille dans cette zone. Prière de corriger ou de confirmer avec le QG. Avertissement!!! Le ménage a consommé 10 Paquet Tres petit de Thé en sachet, cette quantité semble anormale pour une consommation des 7 derniers jours.Prière de corriger ou de confirmer avec le QG. Avertissement!! le prix unitaire (150 Fcfa) de Thé en sachet (unité: Paquet) de taille Tres petit est très faible ou élevé. Prière de corriger ou de confirmer avec le QG. Incohérence!! Dans ce ménage, chaque individus consomme par jour 22.0613 Kg  de cereale; Prière de revoir les quantités prises de ces produits.</w:t>
+        <w:t>- Attention ! Le prix unitaire d'achat (100 Fcfa) de Piment frais en Pièce (Petit) est relativement élevé par rapport aux autres prix observés dans cette zone. Prière de corriger ou de confirmer avec le QG. Attention ! Le prix unitaire d'achat (50 Fcfa) de Carpe séchée en Morceau (Portion) (Tres petit) est relativement faible par rapport aux autres prix observés dans cette zone. Prière de corriger ou de confirmer avec le QG. Avertissement!!! Le ménage a consommé 10 Paquet Tres petit de Thé en sachet, cette quantité semble anormale pour une consommation des 7 derniers jours.Prière de corriger ou de confirmer avec le QG. Avertissement!! le prix unitaire (150 Fcfa) de Thé en sachet (unité: Paquet) de taille Tres petit est très faible ou élevé. Prière de corriger ou de confirmer avec le QG. Incohérence!! Dans ce ménage, chaque individus consomme par jour 35.78 Kg  de cereale; Prière de revoir les quantités prises de ces produits.</w:t>
       </w:r>
     </w:p>
     <w:p>
@@ -3901,7 +3975,7 @@
         <w:rPr>
           <w:sz w:val="20"/>
         </w:rPr>
-        <w:t xml:space="preserve">- Avertissement! Veuillez renseigner par oui ou non toutes les modalités de la question s01q47. </w:t>
+        <w:t xml:space="preserve">- Avertissement! Veuillez renseigner par oui ou non toutes les modalités de la question s01q47. Attention ! Le montant (5000 Fcfa) dépensé ou reçu en cadeau pour les recharges internet ou de forfaits de données mobiles(hors appels vocaux), aucours des 30 derniers jours de  Ibrahima Diallo est relativement élevé par rapport aux autres montants depansés observés dans cette zone. Prière de corriger ou de confirmer avec le QG. </w:t>
         <w:br/>
         <w:t xml:space="preserve">- Attention ! Le montant (10000 Fcfa) dépensé ou reçu en cadeau pour les cartes prépayées, les transferts de crédit et les abonnements de  Amadou Diallo est relativement élevé par rapport aux autres montants depansés observés dans cette zone. Prière de corriger ou de confirmer avec le QG. Attention ! Le montant (10000 Fcfa) dépensé ou reçu en cadeau pour les recharges internet ou de forfaits de données mobiles(hors appels vocaux), aucours des 30 derniers jours de  Amadou Diallo est relativement élevé par rapport aux autres montants depansés observés dans cette zone. Prière de corriger ou de confirmer avec le QG. </w:t>
         <w:br/>
@@ -3911,7 +3985,9 @@
         <w:br/>
         <w:t xml:space="preserve">- Attention ! Le montant (20000 Fcfa) dépensé ou reçu en cadeau pour les cartes prépayées, les transferts de crédit et les abonnements de  Mamadou Lamara Diallo est relativement élevé par rapport aux autres montants depansés observés dans cette zone. Prière de corriger ou de confirmer avec le QG. Attention ! Le montant (20000 Fcfa) dépensé ou reçu en cadeau pour les recharges internet ou de forfaits de données mobiles(hors appels vocaux), aucours des 30 derniers jours de  Mamadou Lamara Diallo est relativement élevé par rapport aux autres montants depansés observés dans cette zone. Prière de corriger ou de confirmer avec le QG. </w:t>
         <w:br/>
-        <w:t>- L'utilisations de l'internet  de Khadiatou Kante est ecouter des musiques religieuses et semble exister dans les modalités, prière de prendre attache avec le QG pour plus d'explication afin de la classer bien.</w:t>
+        <w:t xml:space="preserve">- Attention ! Le montant (5000 Fcfa) dépensé ou reçu en cadeau pour les recharges internet ou de forfaits de données mobiles(hors appels vocaux), aucours des 30 derniers jours de  Alimatou Boye Diallo est relativement élevé par rapport aux autres montants depansés observés dans cette zone. Prière de corriger ou de confirmer avec le QG. </w:t>
+        <w:br/>
+        <w:t>- L'utilisations de l'internet  de Khadiatou Kante est ecouter des musiques religieuses et semble exister dans les modalités, prière de prendre attache avec le QG pour plus d'explication afin de la classer bien. Attention ! Le montant (5000 Fcfa) dépensé ou reçu en cadeau pour les recharges internet ou de forfaits de données mobiles(hors appels vocaux), aucours des 30 derniers jours de  Khadiatou Kante est relativement élevé par rapport aux autres montants depansés observés dans cette zone. Prière de corriger ou de confirmer avec le QG.</w:t>
       </w:r>
     </w:p>
     <w:p>
@@ -3956,7 +4032,7 @@
         <w:br/>
         <w:t xml:space="preserve">- Peu probable! Mamadou Lamara Diallo  n'arrive pas  à comprendre un petit texte lu dans une langue locale (s02q03). Veuillez corriger ou donner des explications au QG. La raison principale que Mamadou Lamara Diallo n'a pas été à l'école entre 2024/2025 est Objectif etteint et semble exister dans les modalités, prière de prendre attache avec le QG pour plus d'explication afin de la classer bien. </w:t>
         <w:br/>
-        <w:t xml:space="preserve">- Peu probable! Mamadou Lamine Diallo  n'arrive pas  à comprendre un petit texte lu dans une langue locale (s02q03). Veuillez corriger ou donner des explications au QG. Dans les milieux urbains c'est peu probable de voir une école dont les élèves ou étudiants ne dépensent pas en frais d'uniformes, prière de verifier pour Mamadou Lamine Diallo et corriger ou confirmer avec le QG. Attention ! Le frais de scolarité (6000 Fcfa) de Mamadou Lamine Diallo en 1ére année de Primaire est relativement élevé par rapport aux autres frais de scolarités observés dans cette zone. Prière de corriger ou de confirmer avec le QG. </w:t>
+        <w:t xml:space="preserve">- Peu probable! Mamadou Lamine Diallo  n'arrive pas  à comprendre un petit texte lu dans une langue locale (s02q03). Veuillez corriger ou donner des explications au QG. Dans les milieux urbains c'est peu probable de voir une école dont les élèves ou étudiants ne dépensent pas en frais d'uniformes, prière de verifier pour Mamadou Lamine Diallo et corriger ou confirmer avec le QG. </w:t>
         <w:br/>
         <w:t xml:space="preserve">- Peu probable! Mamadou Weliba Diallo 2  n'arrive pas  à comprendre un petit texte lu dans une langue locale (s02q03). Veuillez corriger ou donner des explications au QG. Le montant des frais pour les cahiers et autres matériels scolaires pour l'année scolaire de Mamadou Weliba Diallo 2 est de 0 FCFA, Mamadou Weliba Diallo 2 a fait comment pour payer ces cahiers et autres matériels scolaires (SAC, stylo, craie, ardoise, crayon...) ? prière de corriger. Dans les milieux urbains c'est peu probable de voir une école dont les élèves ou étudiants ne dépensent pas en frais d'uniformes, prière de verifier pour Mamadou Weliba Diallo 2 et corriger ou confirmer avec le QG. Le montant des autres depenses pour l'année scolaire de Mamadou Weliba Diallo 2 est faible ou élevé. veuillez, s'il vous plait, confirmer ces informations avec le QG ou apporter les corrections nécessaires. </w:t>
         <w:br/>
@@ -4124,7 +4200,7 @@
         <w:rPr>
           <w:sz w:val="20"/>
         </w:rPr>
-        <w:t>- Attention ! Le prix unitaire d'achat (1000 Fcfa) de Arachides pilées en Sachets (Moyen) est relativement élevé par rapport aux autres prix observés dans cette zone. Prière de corriger ou de confirmer avec le QG. Avertissement!! La quantité (10 litre) du produit Huile de soja  consommée  par le ménage semble très élevé, prière de corriger ou confirmer avec le QG. Le prix d'achat unitaire (1 Fcfa) de Huile de soja  en Litre de taille taille unique  est invraisemblable, prière de regarder les reponses prises dans les questions s07bq07a s07bq07b s07bq07c s07bq08 pour mieux corriger. Attention ! Le prix unitaire d'achat (1 Fcfa) de Huile de soja  en Litre (taille unique) est relativement faible par rapport aux autres prix observés dans cette zone. Prière de corriger ou de confirmer avec le QG. Avertissement!!! Le ménage a consommé 10 Sachets Petit de Mâchoiron séchée (Kon), cette quantité semble anormale pour une consommation des 7 derniers jours.Prière de corriger ou de confirmer avec le QG. Avertissement!!! Le ménage a consommé 7 Paquet Tres petit de Thé en sachet, cette quantité semble anormale pour une consommation des 7 derniers jours.Prière de corriger ou de confirmer avec le QG. Avertissement!! le prix unitaire (500 Fcfa) de Thé en sachet (unité: Paquet) de taille Tres petit est très faible ou élevé. Prière de corriger ou de confirmer avec le QG. Attention ! Le prix unitaire d'achat (500 Fcfa) de Thé en sachet en Paquet (Tres petit) est relativement élevé par rapport aux autres prix observés dans cette zone. Prière de corriger ou de confirmer avec le QG. Avertissement!!!Le ménage a consommé 75 Kg de taille unique de Riz local Gambiaka  ce qui semble incoherent pour une consommation aucours des 7 derniers jours, prière de verifier et corriger. Incohérence!! Dans ce ménage, chaque individus consomme par jour 11.51006 Kg  de cereale; Prière de revoir les quantités prises de ces produits. Le ménage a consommé 2 Sac (100 Kg) taille unique de Niébé/Haricots secs, cette quantité semble anormale pour une consommation des 7 derniers jours. prière de verifier et corriger ou confirmer avec le QG.</w:t>
+        <w:t>- Attention ! Le prix unitaire d'achat (1000 Fcfa) de Arachides pilées en Sachets (Moyen) est relativement élevé par rapport aux autres prix observés dans cette zone. Prière de corriger ou de confirmer avec le QG. Avertissement!! La quantité (10 litre) du produit Huile de soja  consommée  par le ménage semble très élevé, prière de corriger ou confirmer avec le QG. Le prix d'achat unitaire (1 Fcfa) de Huile de soja  en Litre de taille taille unique  est invraisemblable, prière de regarder les reponses prises dans les questions s07bq07a s07bq07b s07bq07c s07bq08 pour mieux corriger. Attention ! Le prix unitaire d'achat (1 Fcfa) de Huile de soja  en Litre (taille unique) est relativement faible par rapport aux autres prix observés dans cette zone. Prière de corriger ou de confirmer avec le QG. Avertissement!!! Le ménage a consommé 10 Sachets Petit de Mâchoiron séchée (Kon), cette quantité semble anormale pour une consommation des 7 derniers jours.Prière de corriger ou de confirmer avec le QG. Avertissement!!! Le ménage a consommé 7 Paquet Tres petit de Thé en sachet, cette quantité semble anormale pour une consommation des 7 derniers jours.Prière de corriger ou de confirmer avec le QG. Avertissement!! le prix unitaire (500 Fcfa) de Thé en sachet (unité: Paquet) de taille Tres petit est très faible ou élevé. Prière de corriger ou de confirmer avec le QG. Attention ! Le prix unitaire d'achat (500 Fcfa) de Thé en sachet en Paquet (Tres petit) est relativement élevé par rapport aux autres prix observés dans cette zone. Prière de corriger ou de confirmer avec le QG. Avertissement!!!Le ménage a consommé 75 Kg de taille unique de Riz local Gambiaka  ce qui semble incoherent pour une consommation aucours des 7 derniers jours, prière de verifier et corriger. Incohérence!! Dans ce ménage, chaque individus consomme par jour 19.91224 Kg  de cereale; Prière de revoir les quantités prises de ces produits. Le ménage a consommé 2 Sac (100 Kg) taille unique de Niébé/Haricots secs, cette quantité semble anormale pour une consommation des 7 derniers jours. prière de verifier et corriger ou confirmer avec le QG.</w:t>
       </w:r>
     </w:p>
     <w:p>
@@ -4251,8 +4327,6 @@
           <w:sz w:val="20"/>
         </w:rPr>
         <w:t xml:space="preserve">- Attention ! Téléphone portable a été achété à 700000 Fcfa est relativement élevé par rapport aux autres prix d'achat observés dans cette zone. Prière de corriger ou de confirmer avec le QG. Attention ! Téléphone portable a été revendu à 600000 Fcfa qui est relativement élevé par rapport aux autres prix de revente observés dans cette zone. Prière de corriger ou de confirmer avec le QG. </w:t>
-        <w:br/>
-        <w:t xml:space="preserve">- Attention ! Ventilateur sur pied a été revendu à 30000 Fcfa qui est relativement élevé par rapport aux autres prix de revente observés dans cette zone. Prière de corriger ou de confirmer avec le QG. </w:t>
         <w:br/>
         <w:t xml:space="preserve">- Avertissement!!! Le prix d'achat (200000) de l'article  Salon  (Fauteuils et table basse) est inférieur aux prix de revente (500000)  avec l'âge du bien atteignant 10 ans. Prière de vérifier ou confirmer avec l'enquêté et mettre les bonnes valeurs après verification, s'il le faut. </w:t>
         <w:br/>
@@ -4661,11 +4735,11 @@
         </w:rPr>
         <w:t xml:space="preserve">- Incohérence ! seulement les écoles gouvermentales paient les cotisations (Gouvernement, communauté, ONG ou organisation humanitaire). veuillez, s'il vous plait, confirmer cette information de Diadji Cissokho avec le QG ou apporter les corrections nécessaires. Dans les milieux urbains c'est peu probable de voir une école dont les élèves ou étudiants ne dépensent pas en frais d'uniformes, prière de verifier pour Diadji Cissokho et corriger ou confirmer avec le QG. Attention ! Le frais de scolarité (81000 Fcfa) de Diadji Cissokho en 3ème année de Primaire est relativement élevé par rapport aux autres frais de scolarités observés dans cette zone. Prière de corriger ou de confirmer avec le QG. </w:t>
         <w:br/>
-        <w:t xml:space="preserve">- Dans les milieux urbains c'est peu probable de voir une école dont les élèves ou étudiants ne dépensent pas en frais d'uniformes, prière de verifier pour Balla MOUSSA Cissokho et corriger ou confirmer avec le QG. </w:t>
+        <w:t xml:space="preserve">- Dans les milieux urbains c'est peu probable de voir une école dont les élèves ou étudiants ne dépensent pas en frais d'uniformes, prière de verifier pour Balla MOUSSA Cissokho et corriger ou confirmer avec le QG. Attention ! Le frais de scolarité (105000 Fcfa) de Balla MOUSSA Cissokho en 1ére année de Secondaire 2 Général est relativement élevé par rapport aux autres frais de scolarités observés dans cette zone. Prière de corriger ou de confirmer avec le QG. </w:t>
         <w:br/>
         <w:t xml:space="preserve">- Dans les milieux urbains c'est peu probable de voir une école dont les élèves ou étudiants ne dépensent pas en frais d'uniformes, prière de verifier pour FATOUMATA Mbodji et corriger ou confirmer avec le QG. </w:t>
         <w:br/>
-        <w:t xml:space="preserve">- Dans les milieux urbains c'est peu probable de voir une école dont les élèves ou étudiants ne dépensent pas en frais d'uniformes, prière de verifier pour Tiguidanke Keita et corriger ou confirmer avec le QG. </w:t>
+        <w:t xml:space="preserve">- Dans les milieux urbains c'est peu probable de voir une école dont les élèves ou étudiants ne dépensent pas en frais d'uniformes, prière de verifier pour Tiguidanke Keita et corriger ou confirmer avec le QG. Attention ! Le frais de scolarité (123000 Fcfa) de Tiguidanke Keita en 1ére année de Secondaire 2 Général est relativement élevé par rapport aux autres frais de scolarités observés dans cette zone. Prière de corriger ou de confirmer avec le QG. </w:t>
         <w:br/>
         <w:t xml:space="preserve">- Peu probable! Aye Diallo  n'arrive pas  à comprendre un petit texte lu dans une langue locale (s02q03). Veuillez corriger ou donner des explications au QG. Peu probable! Aye Diallo  ne sait ni lire, ni écrire, ni comprendre dans aucune des langues  (s02q01,s02q02,s02q03). Veuillez corriger ou donner des explications au QG. </w:t>
         <w:br/>
@@ -4783,7 +4857,7 @@
         <w:rPr>
           <w:sz w:val="20"/>
         </w:rPr>
-        <w:t>- Avertissement!! La quantité (5 litre) du produit Huile de soja  consommée  par le ménage semble très élevé, prière de corriger ou confirmer avec le QG. Avertissement!!! Le ménage a consommé 7 Cuillère Moyen de Pâte d'arachide, cette quantité semble anormale pour une consommation des 7 derniers jours. Etes vous sur d'avoir selectionner la bonne unitée ? prière de verifier et corriger. Avertissement!!! Le ménage a consommé 8 Sachets Petit de Mâchoiron séchée (Kon), cette quantité semble anormale pour une consommation des 7 derniers jours.Prière de corriger ou de confirmer avec le QG. Avertissement!!!Le ménage a consommé 55 miche de Moyen de Pain moderne (Baguette)  ce qui semble incoherent pour une consommation aucours des 7 derniers jours, prière de verifier et corriger. Attention ! Le prix unitaire d'achat (233.3333 Fcfa) de Pain moderne (Baguette) en miche (Moyen) est relativement élevé par rapport aux autres prix observés dans cette zone. Prière de corriger ou de confirmer avec le QG. Incohérence!! Dans ce ménage, chaque individus consomme par jour 21.50275 Kg  de cereale; Prière de revoir les quantités prises de ces produits.</w:t>
+        <w:t>- Avertissement!! La quantité (5 litre) du produit Huile de soja  consommée  par le ménage semble très élevé, prière de corriger ou confirmer avec le QG. Avertissement!!! Le ménage a consommé 7 Cuillère Moyen de Pâte d'arachide, cette quantité semble anormale pour une consommation des 7 derniers jours. Etes vous sur d'avoir selectionner la bonne unitée ? prière de verifier et corriger. Avertissement!!! Le ménage a consommé 8 Sachets Petit de Mâchoiron séchée (Kon), cette quantité semble anormale pour une consommation des 7 derniers jours.Prière de corriger ou de confirmer avec le QG. Avertissement!!!Le ménage a consommé 55 miche de Moyen de Pain moderne (Baguette)  ce qui semble incoherent pour une consommation aucours des 7 derniers jours, prière de verifier et corriger. Attention ! Le prix unitaire d'achat (233.3333 Fcfa) de Pain moderne (Baguette) en miche (Moyen) est relativement élevé par rapport aux autres prix observés dans cette zone. Prière de corriger ou de confirmer avec le QG. Incohérence!! Dans ce ménage, chaque individus consomme par jour 34.71154 Kg  de cereale; Prière de revoir les quantités prises de ces produits.</w:t>
       </w:r>
     </w:p>
     <w:p>
@@ -5383,8 +5457,6 @@
         </w:rPr>
         <w:t xml:space="preserve">- Attention ! Le nombre de jours que CECILE BONANG a travaillés par mois semble être inférieur à 15. Veuillez, s'il vous plaît, confirmer cette information. Attention! le nombre d'heure que CECILE BONANG a travaillé par jour semble être inferieur à 4, veuillez s'il vous plait confirmer cette information avec le QG. </w:t>
         <w:br/>
-        <w:t xml:space="preserve">- Attention ! Le nombre de jours que gilbert boubane a travaillés par mois semble être inférieur à 15. Veuillez, s'il vous plaît, confirmer cette information. </w:t>
-        <w:br/>
         <w:t xml:space="preserve">- Attention ! Le nombre de jours que lorang bonang a travaillés par mois semble être inférieur à 15. Veuillez, s'il vous plaît, confirmer cette information. </w:t>
         <w:br/>
         <w:t xml:space="preserve">- Nombre de mois exercé par geradine cantousan dans l'emploi au cours des 12 derniers mois semble faible, veuillez corriger s'il vous plait ou comfirmer avec le QG. </w:t>
@@ -5424,7 +5496,7 @@
           <w:color w:val="4672C4"/>
           <w:sz w:val="22"/>
         </w:rPr>
-        <w:t>&gt;&gt; Section7a2 - Repas pris a l'exterieur du menage</w:t>
+        <w:t>&gt;&gt; Section7a1 - Repas pris a l'exterieur du menage</w:t>
       </w:r>
     </w:p>
     <w:p>
@@ -5435,25 +5507,28 @@
         <w:rPr>
           <w:sz w:val="20"/>
         </w:rPr>
-        <w:t xml:space="preserve">- La section sur le repas pris à l'extérieur du ménage du membre clemantine bonang n'est pas renseignée à 100 %. Prière de vérifier l'ensemble des questions relatives à ce membre et de les renseigner en totalité. </w:t>
-        <w:br/>
-        <w:t xml:space="preserve">- La section sur le repas pris à l'extérieur du ménage du membre david bonang n'est pas renseignée à 100 %. Prière de vérifier l'ensemble des questions relatives à ce membre et de les renseigner en totalité. </w:t>
-        <w:br/>
-        <w:t xml:space="preserve">- La section sur le repas pris à l'extérieur du ménage du membre delfine bonang n'est pas renseignée à 100 %. Prière de vérifier l'ensemble des questions relatives à ce membre et de les renseigner en totalité. </w:t>
-        <w:br/>
-        <w:t xml:space="preserve">- La section sur le repas pris à l'extérieur du ménage du membre geradine cantousan n'est pas renseignée à 100 %. Prière de vérifier l'ensemble des questions relatives à ce membre et de les renseigner en totalité. </w:t>
-        <w:br/>
-        <w:t xml:space="preserve">- La section sur le repas pris à l'extérieur du ménage du membre jean emanuel bediang n'est pas renseignée à 100 %. Prière de vérifier l'ensemble des questions relatives à ce membre et de les renseigner en totalité. </w:t>
-        <w:br/>
-        <w:t xml:space="preserve">- La section sur le repas pris à l'extérieur du ménage du membre lorang bonang n'est pas renseignée à 100 %. Prière de vérifier l'ensemble des questions relatives à ce membre et de les renseigner en totalité. </w:t>
-        <w:br/>
-        <w:t xml:space="preserve">- La section sur le repas pris à l'extérieur du ménage du membre nene bediang n'est pas renseignée à 100 %. Prière de vérifier l'ensemble des questions relatives à ce membre et de les renseigner en totalité. </w:t>
-        <w:br/>
-        <w:t xml:space="preserve">- La section sur le repas pris à l'extérieur du ménage du membre rosali bonag n'est pas renseignée à 100 %. Prière de vérifier l'ensemble des questions relatives à ce membre et de les renseigner en totalité. </w:t>
-        <w:br/>
-        <w:t xml:space="preserve">- La section sur le repas pris à l'extérieur du ménage du membre rosali gnilane diouf n'est pas renseignée à 100 %. Prière de vérifier l'ensemble des questions relatives à ce membre et de les renseigner en totalité. </w:t>
-        <w:br/>
-        <w:t>- La section sur le repas pris à l'extérieur du ménage du membre thiara bediang n'est pas renseignée à 100 %. Prière de vérifier l'ensemble des questions relatives à ce membre et de les renseigner en totalité.</w:t>
+        <w:t>- Avertissement ! Le montant total déclaré par le ménage concernant les repas pris par l'ensemble des membres au cours des 7 derniers jours semble incohérent. Prière de vérifier dans la section 7a si l'information est correcte et de confirmer avec le QG.</w:t>
+      </w:r>
+    </w:p>
+    <w:p>
+      <w:r>
+        <w:rPr>
+          <w:b/>
+          <w:color w:val="4672C4"/>
+          <w:sz w:val="22"/>
+        </w:rPr>
+        <w:t>&gt;&gt; Section7a2 - Repas pris a l'exterieur du menage</w:t>
+      </w:r>
+    </w:p>
+    <w:p>
+      <w:pPr>
+        <w:ind w:left="283"/>
+      </w:pPr>
+      <w:r>
+        <w:rPr>
+          <w:sz w:val="20"/>
+        </w:rPr>
+        <w:t>- Le montant total declaré de lorang bonang concernant les repas pris à l'extérieur du ménage au cours des 7 jours semble élevé. Prière de vérifier et de corriger ou de confirmer ces informations avec le QG.</w:t>
       </w:r>
     </w:p>
     <w:p>
@@ -5474,7 +5549,7 @@
         <w:rPr>
           <w:sz w:val="20"/>
         </w:rPr>
-        <w:t>- Le ménage a consommé Beignets de farine de boulangerie mais les informations sur la quantité, l'unité ou la taille ne sont pas renseignées.Prière de renseigner. Le ménage a consommé Mil mais les informations sur la quantité, l'unité ou la taille ne sont pas renseignées.Prière de renseigner. Le ménage a consommé Pain moderne (Baguette) mais les informations sur la quantité, l'unité ou la taille ne sont pas renseignées.Prière de renseigner. Le ménage a consommé Riz brisé importé mais les informations sur la quantité, l'unité ou la taille ne sont pas renseignées.Prière de renseigner.</w:t>
+        <w:t>- Attention ! Le prix unitaire d'achat (200 Fcfa) de Choux en Morceau (Portion) (Petit) est relativement élevé par rapport aux autres prix observés dans cette zone. Prière de corriger ou de confirmer avec le QG. Attention ! Le prix unitaire d'achat (200 Fcfa) de Gombo frais en Tas (Tres petit) est relativement élevé par rapport aux autres prix observés dans cette zone. Prière de corriger ou de confirmer avec le QG. Attention ! Le prix unitaire d'achat (300 Fcfa) de Tomate fraîche en Tas (Tres petit) est relativement élevé par rapport aux autres prix observés dans cette zone. Prière de corriger ou de confirmer avec le QG. Attention ! Le prix unitaire d'achat (500 Fcfa) de Concombre en Pièce (Petit) est relativement élevé par rapport aux autres prix observés dans cette zone. Prière de corriger ou de confirmer avec le QG. Avertissement!! La quantité (3.5 litre) du produit Huile de soja  consommée  par le ménage semble très élevé, prière de corriger ou confirmer avec le QG. Avertissement!! le prix unitaire (100 Fcfa) de Thé en sachet (unité: Sachets) de taille Tres petit est très faible ou élevé. Prière de corriger ou de confirmer avec le QG. Avertissement!!! Le ménage a consommé 10 Sachets Tres petit de Sucre en poudre , cette quantité semble anormale pour une consommation des 7 derniers jours.Prière de corriger ou de confirmer avec le QG. Avertissement!!!Le ménage a consommé 84 Sachets industriel de Tres petit de Lait frais stérilisé, demi écrémé  ce qui semble incoherent pour une consommation aucours des 7 derniers jours, prière de verifier et corriger. Incohérence!! Dans ce ménage, chaque individus consomme par jour 33.84072 Kg  de cereale; Prière de revoir les quantités prises de ces produits. Incohérence!! Dans ce ménage, chaque individus consomme par jour 33.84072 Kg  de cereale; Prière de revoir les quantités prises de ces produits. Incohérence!! Dans ce ménage, chaque individus consomme par jour 33.84072 Kg  de cereale; Prière de revoir les quantités prises de ces produits. Le prix d'achat unitaire (2000 Fcfa) de Fonio en Kg de taille taille unique semble élevé, prière de regarder les reponses prises dans les questions s07bq07a s07bq07b s07bq07c s07bq08 pour mieux corriger.</w:t>
       </w:r>
     </w:p>
     <w:p>
@@ -5541,9 +5616,7 @@
         <w:rPr>
           <w:sz w:val="20"/>
         </w:rPr>
-        <w:t xml:space="preserve">- Le montant dépensé de L'entreprise commerce de tissu pour l'achat de ces marchandises revendues en état, sans transformation ne peut être supérieur aux montants obtenus sur la revente de marchandises achetées et revendues en état au cours des 30 derniers jours ou durant le dernier mois où l'entreprise a fonctionné (s10q47 &gt; s10q46), prière de corriger. Cette entreprise commerce de tissu dit avoir obtenu une valeur sur les marchandises vendu en etat et les marchandises vendu après transformation. </w:t>
-        <w:br/>
-        <w:t>- Le montant dépensé de l'entreprise vendeuse de jus en achat de matières premières pour les produits vendus au cours des 30 derniers jours ou durant le dernier mois où l'entreprise a fonctionné ne peut pas être supéreur aux montants obtenus sur la vente de produits transformés par l'entreprise au cours de cette même période où l'entreprise a fonctionné (s10q49 &gt; s10q48), prière de corriger.</w:t>
+        <w:t>- Incohérence!! L'entreprise commerce de tissu dit avoir réçu une somme sur la revente de ces marchandises achetées et revendues en état (s10q46 est differnt de 0) mais n'a depensé aucune somme sur l'achat des marchandises revendues en état (s10q47==0), prière de fournir plus d'effort pour estimer le montant obtenu sur la depense de ces marchandises achetées et revendues en état.</w:t>
       </w:r>
     </w:p>
     <w:p>
@@ -5564,7 +5637,7 @@
         <w:rPr>
           <w:sz w:val="20"/>
         </w:rPr>
-        <w:t>- En cas de coupure de courant du réseau, la source d’énergie que le ménage utilise est ituliser les telephone portable et semble exister dans les modalités, prière de prendre attache avec le QG pour plus d'explication afin de la classer bien.</w:t>
+        <w:t>- Le montant (FCFA) du loyer mensuel payé pour un logement comme le votre dans ce village/quartier est trop élevé, Veuillez s'il vous plaît corriger cette information.  En cas de coupure de courant du réseau, la source d’énergie que le ménage utilise est ituliser les telephone portable et semble exister dans les modalités, prière de prendre attache avec le QG pour plus d'explication afin de la classer bien.</w:t>
       </w:r>
     </w:p>
     <w:p>
@@ -5589,7 +5662,7 @@
         <w:br/>
         <w:t xml:space="preserve">- Attention ! Matelas simple a été achété à 150000 Fcfa est relativement élevé par rapport aux autres prix d'achat observés dans cette zone. Prière de corriger ou de confirmer avec le QG. </w:t>
         <w:br/>
-        <w:t xml:space="preserve">- Attention ! Tapis a été achété à 30000 Fcfa est relativement élevé par rapport aux autres prix d'achat observés dans cette zone. Prière de corriger ou de confirmer avec le QG. Attention ! Tapis a été revendu à 30000 Fcfa qui est relativement élevé par rapport aux autres prix de revente observés dans cette zone. Prière de corriger ou de confirmer avec le QG. </w:t>
+        <w:t xml:space="preserve">- Attention ! Tapis a été revendu à 30000 Fcfa qui est relativement élevé par rapport aux autres prix de revente observés dans cette zone. Prière de corriger ou de confirmer avec le QG. </w:t>
         <w:br/>
         <w:t>- Le nombre d'article ( Téléphone portable)  dans ce ménages est élevé (13), prière de corriger ou confirmer avec le QG. Attention ! Téléphone portable a été achété à 150000 Fcfa est relativement élevé par rapport aux autres prix d'achat observés dans cette zone. Prière de corriger ou de confirmer avec le QG. Attention ! Téléphone portable a été revendu à 150000 Fcfa qui est relativement élevé par rapport aux autres prix de revente observés dans cette zone. Prière de corriger ou de confirmer avec le QG.</w:t>
       </w:r>
@@ -5969,13 +6042,13 @@
         <w:rPr>
           <w:sz w:val="20"/>
         </w:rPr>
-        <w:t>- Incohérence ! le montant payé de moctar ba pour la cotisation est très élevé. veuillez, s'il vous plait, confirmer ces informations avec le QG ou apporter les corrections nécessaires. Dans les milieux urbains c'est peu probable de voir une école dont les élèves ou étudiants ne dépensent pas en frais d'uniformes, prière de verifier pour moctar ba et corriger ou confirmer avec le QG. Incohérence ! mes parent gère l'école fréquentée par moctar ba au cours de l'année de 2023/2024, prière de corrigerIncohérence ! pr la parent gère l'école fréquentée par moctar ba au cours de l'année de 2024/2025, prière de corriger</w:t>
+        <w:t xml:space="preserve">- Incohérence ! le montant payé de moctar ba pour la cotisation est très élevé. veuillez, s'il vous plait, confirmer ces informations avec le QG ou apporter les corrections nécessaires. Dans les milieux urbains c'est peu probable de voir une école dont les élèves ou étudiants ne dépensent pas en frais d'uniformes, prière de verifier pour moctar ba et corriger ou confirmer avec le QG. Incohérence ! mes parent gère l'école fréquentée par moctar ba au cours de l'année de 2023/2024, prière de corrigerAttention ! Le frais de scolarité (60000 Fcfa) de moctar ba en 2ème année de Secondaire 2 Général est relativement élevé par rapport aux autres frais de scolarités observés dans cette zone. Prière de corriger ou de confirmer avec le QG. </w:t>
         <w:br/>
-        <w:t>- Dans les milieux urbains c'est peu probable de voir une école dont les élèves ou étudiants ne dépensent pas en frais d'uniformes, prière de verifier pour araba danfakha et corriger ou confirmer avec le QG. Le montant des autres depenses pour l'année scolaire de araba danfakha est faible ou élevé. veuillez, s'il vous plait, confirmer ces informations avec le QG ou apporter les corrections nécessaires. Incohérence ! par parent gère l'école fréquentée par araba danfakha au cours de l'année de 2023/2024, prière de corrigerIncohérence ! par les parent gère l'école fréquentée par araba danfakha au cours de l'année de 2024/2025, prière de corriger</w:t>
+        <w:t xml:space="preserve">- Dans les milieux urbains c'est peu probable de voir une école dont les élèves ou étudiants ne dépensent pas en frais d'uniformes, prière de verifier pour araba danfakha et corriger ou confirmer avec le QG. Le montant des frais de transport pour l'année scolaire de araba danfakha est faible ou élevé. veuillez, s'il vous plait, confirmer ces informations avec le QG ou apporter les corrections nécessaires. Le montant des autres depenses pour l'année scolaire de araba danfakha est faible ou élevé. veuillez, s'il vous plait, confirmer ces informations avec le QG ou apporter les corrections nécessaires. </w:t>
         <w:br/>
-        <w:t>- Dans les milieux urbains c'est peu probable de voir une école dont les élèves ou étudiants ne dépensent pas en frais d'uniformes, prière de verifier pour maracary ba et corriger ou confirmer avec le QG. Incohérence ! mes parent gère l'école fréquentée par maracary ba au cours de l'année de 2023/2024, prière de corrigerIncohérence ! mes parent gère l'école fréquentée par maracary ba au cours de l'année de 2024/2025, prière de corriger</w:t>
+        <w:t xml:space="preserve">- Dans les milieux urbains c'est peu probable de voir une école dont les élèves ou étudiants ne dépensent pas en frais d'uniformes, prière de verifier pour maracary ba et corriger ou confirmer avec le QG. </w:t>
         <w:br/>
-        <w:t>- Le montant des autres depenses pour l'année scolaire de ibrahima sory ba est faible ou élevé. veuillez, s'il vous plait, confirmer ces informations avec le QG ou apporter les corrections nécessaires. Incohérence ! par ces parent gère l'école fréquentée par ibrahima sory ba au cours de l'année de 2023/2024, prière de corrigerIncohérence ! mes parent gère l'école fréquentée par ibrahima sory ba au cours de l'année de 2024/2025, prière de corriger</w:t>
+        <w:t xml:space="preserve">- Le montant des autres depenses pour l'année scolaire de ibrahima sory ba est faible ou élevé. veuillez, s'il vous plait, confirmer ces informations avec le QG ou apporter les corrections nécessaires. </w:t>
         <w:br/>
         <w:t xml:space="preserve">- Peu probable! diarry diallo  n'arrive pas  à comprendre un petit texte lu dans une langue locale (s02q03). Veuillez corriger ou donner des explications au QG. </w:t>
         <w:br/>
@@ -6021,6 +6094,8 @@
         <w:rPr>
           <w:sz w:val="20"/>
         </w:rPr>
+        <w:t xml:space="preserve">- Avertissement! Généralement les jeunes hommes (10 à 25ans) font des travaux ménager soit apprendre les enfants à reviser leurs léçons ou d'autres cours, araba danfakha n'a consacré aucune heure pour les travaux cités en s04q01, s04q02, s04q03, s04q04, s04q05, s04q06, s04q07 et s04q08.Prière de regarder pour corriger ou confirmer avec le QG. </w:t>
+        <w:br/>
         <w:t xml:space="preserve">- Avertissement! Généralement les jeunes hommes (10 à 25ans) font des travaux ménager soit apprendre les enfants à reviser leurs léçons ou d'autres cours, ibrahima sory ba n'a consacré aucune heure pour les travaux cités en s04q01, s04q02, s04q03, s04q04, s04q05, s04q06, s04q07 et s04q08.Prière de regarder pour corriger ou confirmer avec le QG. </w:t>
         <w:br/>
         <w:t>- Avertissement! Généralement les jeunes hommes (10 à 25ans) font des travaux ménager soit apprendre les enfants à reviser leurs léçons ou d'autres cours, moctar ba n'a consacré aucune heure pour les travaux cités en s04q01, s04q02, s04q03, s04q04, s04q05, s04q06, s04q07 et s04q08.Prière de regarder pour corriger ou confirmer avec le QG.</w:t>
@@ -6092,7 +6167,7 @@
         <w:rPr>
           <w:sz w:val="20"/>
         </w:rPr>
-        <w:t>- Attention ! Le prix unitaire d'achat (200 Fcfa) de Choux en Pièce (Petit) est relativement élevé par rapport aux autres prix observés dans cette zone. Prière de corriger ou de confirmer avec le QG. Attention ! Le prix unitaire d'achat (300 Fcfa) de Capitaine frais en Tas (Petit) est relativement faible par rapport aux autres prix observés dans cette zone. Prière de corriger ou de confirmer avec le QG. Attention ! Soupçons de quantité anormale! Le ménage de ABDOURAHMANE BA avec une taille de 11 personnes a consommé 2 Sachets en Petit de Sel qui est relativement élevé comme consommation par rapport à la condition de vie des autres ménages de même taille dans cette zone. Prière de corriger ou de confirmer avec le QG. Avertissement!! La quantité (3.5 litre) du produit Huile de soja  consommée  par le ménage semble très élevé, prière de corriger ou confirmer avec le QG. Avertissement!! le prix unitaire (150 Fcfa) de Thé en sachet (unité: Sachets) de taille Tres petit est très faible ou élevé. Prière de corriger ou de confirmer avec le QG. Avertissement!!! Le ménage a consommé 10 Sachets Petit de Sucre en poudre , cette quantité semble anormale pour une consommation des 7 derniers jours.Prière de corriger ou de confirmer avec le QG. Avertissement!!!Le ménage a consommé 98 Cuillère de Petit de Lait en poudre  ce qui semble incoherent pour une consommation aucours des 7 derniers jours, prière de verifier et corriger. Incohérence!! Dans ce ménage, chaque individus consomme par jour 18.40454 Kg  de cereale; Prière de revoir les quantités prises de ces produits. Incohérence!! Dans ce ménage, chaque individus consomme par jour 18.40454 Kg  de cereale; Prière de revoir les quantités prises de ces produits.</w:t>
+        <w:t>- Attention ! Le prix unitaire d'achat (100 Fcfa) de Piment frais en Pièce (Tres petit) est relativement élevé par rapport aux autres prix observés dans cette zone. Prière de corriger ou de confirmer avec le QG. Attention ! Le prix unitaire d'achat (100 Fcfa) de Poireau en Tas (Tres petit) est relativement élevé par rapport aux autres prix observés dans cette zone. Prière de corriger ou de confirmer avec le QG. Attention ! Le prix unitaire d'achat (200 Fcfa) de Choux en Pièce (Tres petit) est relativement élevé par rapport aux autres prix observés dans cette zone. Prière de corriger ou de confirmer avec le QG. Attention ! Le prix unitaire d'achat (200 Fcfa) de Pomme de terre en Pièce (Petit) est relativement élevé par rapport aux autres prix observés dans cette zone. Prière de corriger ou de confirmer avec le QG. Attention ! Le prix unitaire d'achat (50 Fcfa) de Aubergine sauvage  en Tas (Tres petit) est relativement faible par rapport aux autres prix observés dans cette zone. Prière de corriger ou de confirmer avec le QG. Avertissement!! La quantité (3.5 litre) du produit Huile de soja  consommée  par le ménage semble très élevé, prière de corriger ou confirmer avec le QG. Avertissement!! le prix unitaire (150 Fcfa) de Thé en sachet (unité: Sachets) de taille Tres petit est très faible ou élevé. Prière de corriger ou de confirmer avec le QG. Avertissement!!! Le ménage a consommé 10 Sachets Tres petit de Sucre en poudre , cette quantité semble anormale pour une consommation des 7 derniers jours.Prière de corriger ou de confirmer avec le QG. Avertissement!!! Le ménage a consommé 8 Tas Tres petit de Capitaine frais, cette quantité semble anormale pour une consommation des 7 derniers jours.Prière de corriger ou de confirmer avec le QG. Incohérence!! Dans ce ménage, chaque individus consomme par jour 33.9026 Kg  de cereale; Prière de revoir les quantités prises de ces produits. Incohérence!! Dans ce ménage, chaque individus consomme par jour 33.9026 Kg  de cereale; Prière de revoir les quantités prises de ces produits.</w:t>
       </w:r>
     </w:p>
     <w:p>
@@ -6157,7 +6232,7 @@
         <w:rPr>
           <w:sz w:val="20"/>
         </w:rPr>
-        <w:t>- Comment votre ménage se débarrasse-t-il de ses ordures ménagères, prière de classer ces autres à preciser car ils existent dejà. Avertissement!! Le ménage (vit en milieu urbain) se débarrasse de ses ordures ménagères soit par le Dépotoir sauvage, brûle et enterre, prière de corriger ou confirmer avec le QG.  En cas de coupure de courant du réseau, la source d’énergie que le ménage utilise est bougi et semble exister dans les modalités, prière de prendre attache avec le QG pour plus d'explication afin de la classer bien.  Le ménage se débarrasse de ses ordures ménagères avec les malien et semble exister dans les modalités, prière de prendre attache avec le QG pour plus d'explication afin de la classer bien.</w:t>
+        <w:t>- Le montant (FCFA) du loyer mensuel payé pour un logement comme le votre dans ce village/quartier est trop élevé, Veuillez s'il vous plaît corriger cette information. Comment votre ménage se débarrasse-t-il de ses ordures ménagères, prière de classer ces autres à preciser car ils existent dejà. Avertissement!! Le ménage (vit en milieu urbain) se débarrasse de ses ordures ménagères soit par le Dépotoir sauvage, brûle et enterre, prière de corriger ou confirmer avec le QG.  En cas de coupure de courant du réseau, la source d’énergie que le ménage utilise est bougi et semble exister dans les modalités, prière de prendre attache avec le QG pour plus d'explication afin de la classer bien.  Le ménage se débarrasse de ses ordures ménagères avec les malien et semble exister dans les modalités, prière de prendre attache avec le QG pour plus d'explication afin de la classer bien.</w:t>
       </w:r>
     </w:p>
     <w:p>
@@ -6524,6 +6599,27 @@
           <w:color w:val="4672C4"/>
           <w:sz w:val="22"/>
         </w:rPr>
+        <w:t>&gt;&gt; Section0 - Identification et renseignements de controle</w:t>
+      </w:r>
+    </w:p>
+    <w:p>
+      <w:pPr>
+        <w:ind w:left="283"/>
+      </w:pPr>
+      <w:r>
+        <w:rPr>
+          <w:sz w:val="20"/>
+        </w:rPr>
+        <w:t>- Le questionnaire semble ne pas être complètement fini mais le questionnaire est en statut complet, prière de compléter le questionnaire.</w:t>
+      </w:r>
+    </w:p>
+    <w:p>
+      <w:r>
+        <w:rPr>
+          <w:b/>
+          <w:color w:val="4672C4"/>
+          <w:sz w:val="22"/>
+        </w:rPr>
         <w:t>&gt;&gt; Section1 - Caracteristiques des membres</w:t>
       </w:r>
     </w:p>
@@ -6539,7 +6635,7 @@
         <w:br/>
         <w:t xml:space="preserve">- Attention ! Le montant (15000 Fcfa) dépensé ou reçu en cadeau pour les cartes prépayées, les transferts de crédit et les abonnements de  bineta souare est relativement élevé par rapport aux autres montants depansés observés dans cette zone. Prière de corriger ou de confirmer avec le QG. </w:t>
         <w:br/>
-        <w:t xml:space="preserve">- Attention ! Le montant (15000 Fcfa) dépensé ou reçu en cadeau pour les cartes prépayées, les transferts de crédit et les abonnements de  boubacar diallo est relativement élevé par rapport aux autres montants depansés observés dans cette zone. Prière de corriger ou de confirmer avec le QG. </w:t>
+        <w:t xml:space="preserve">- Attention ! Le montant (15000 Fcfa) dépensé ou reçu en cadeau pour les cartes prépayées, les transferts de crédit et les abonnements de  boubacar diallo est relativement élevé par rapport aux autres montants depansés observés dans cette zone. Prière de corriger ou de confirmer avec le QG. Attention ! Le montant (5000 Fcfa) dépensé ou reçu en cadeau pour les recharges internet ou de forfaits de données mobiles(hors appels vocaux), aucours des 30 derniers jours de  boubacar diallo est relativement élevé par rapport aux autres montants depansés observés dans cette zone. Prière de corriger ou de confirmer avec le QG. </w:t>
         <w:br/>
         <w:t>- Attention ! Le montant (7500 Fcfa) dépensé ou reçu en cadeau pour les cartes prépayées, les transferts de crédit et les abonnements de  penda coly ba est relativement élevé par rapport aux autres montants depansés observés dans cette zone. Prière de corriger ou de confirmer avec le QG.</w:t>
       </w:r>
@@ -6599,7 +6695,7 @@
         <w:rPr>
           <w:sz w:val="20"/>
         </w:rPr>
-        <w:t>- Attention ! Le prix unitaire d'achat (1000 Fcfa) de Capitaine frais en Tas (Petit) est relativement élevé par rapport aux autres prix observés dans cette zone. Prière de corriger ou de confirmer avec le QG. Attention ! Le prix unitaire d'achat (150 Fcfa) de Choux en Pièce (Petit) est relativement élevé par rapport aux autres prix observés dans cette zone. Prière de corriger ou de confirmer avec le QG. Attention ! Le prix unitaire d'achat (200 Fcfa) de Soumbala (moutarde africaine) en Sachets (Petit) est relativement élevé par rapport aux autres prix observés dans cette zone. Prière de corriger ou de confirmer avec le QG. Avertissement!!! Le ménage a consommé 10 Paquet Tres petit de Thé en sachet, cette quantité semble anormale pour une consommation des 7 derniers jours.Prière de corriger ou de confirmer avec le QG. Avertissement!! le prix unitaire (150 Fcfa) de Thé en sachet (unité: Paquet) de taille Tres petit est très faible ou élevé. Prière de corriger ou de confirmer avec le QG. Incohérence!! Dans ce ménage, chaque individus consomme par jour 5.925325 Kg  de cereale; Prière de revoir les quantités prises de ces produits.</w:t>
+        <w:t>- Attention ! Le prix unitaire d'achat (150 Fcfa) de Choux en Pièce (Petit) est relativement élevé par rapport aux autres prix observés dans cette zone. Prière de corriger ou de confirmer avec le QG. Attention ! Le prix unitaire d'achat (200 Fcfa) de Pommes en Pièce (Moyen) est relativement faible par rapport aux autres prix observés dans cette zone. Prière de corriger ou de confirmer avec le QG. Attention ! Le prix unitaire d'achat (200 Fcfa) de Soumbala (moutarde africaine) en Sachets (Petit) est relativement élevé par rapport aux autres prix observés dans cette zone. Prière de corriger ou de confirmer avec le QG. Avertissement!!! Le ménage a consommé 10 Paquet Tres petit de Thé en sachet, cette quantité semble anormale pour une consommation des 7 derniers jours.Prière de corriger ou de confirmer avec le QG. Avertissement!! le prix unitaire (150 Fcfa) de Thé en sachet (unité: Paquet) de taille Tres petit est très faible ou élevé. Prière de corriger ou de confirmer avec le QG. Incohérence!! Dans ce ménage, chaque individus consomme par jour 9.907792 Kg  de cereale; Prière de revoir les quantités prises de ces produits.</w:t>
       </w:r>
     </w:p>
     <w:p>
@@ -7040,7 +7136,7 @@
         <w:rPr>
           <w:sz w:val="20"/>
         </w:rPr>
-        <w:t>- Incohérence!! Le nombre d'année (9999) que cheikh toure a vécu dans la localité est superieur à son âge (48) ou ne sait pas. Prière de corriger.Attention ! Le montant (15000 Fcfa) dépensé ou reçu en cadeau pour les cartes prépayées, les transferts de crédit et les abonnements de  cheikh toure est relativement élevé par rapport aux autres montants depansés observés dans cette zone. Prière de corriger ou de confirmer avec le QG.</w:t>
+        <w:t>- Incohérence!! Le nombre d'année (9999) que cheikh toure a vécu dans la localité est superieur à son âge (48) ou ne sait pas. Prière de corriger.Attention ! Le montant (15000 Fcfa) dépensé ou reçu en cadeau pour les cartes prépayées, les transferts de crédit et les abonnements de  cheikh toure est relativement élevé par rapport aux autres montants depansés observés dans cette zone. Prière de corriger ou de confirmer avec le QG. Attention ! Le montant (5000 Fcfa) dépensé ou reçu en cadeau pour les recharges internet ou de forfaits de données mobiles(hors appels vocaux), aucours des 30 derniers jours de  cheikh toure est relativement élevé par rapport aux autres montants depansés observés dans cette zone. Prière de corriger ou de confirmer avec le QG.</w:t>
       </w:r>
     </w:p>
     <w:p>
@@ -7166,7 +7262,7 @@
         <w:rPr>
           <w:sz w:val="20"/>
         </w:rPr>
-        <w:t>- Attention ! Moto/Vélomoteur/Tricycle à moteur a été achété à 1200000 Fcfa est relativement élevé par rapport aux autres prix d'achat observés dans cette zone. Prière de corriger ou de confirmer avec le QG. Attention ! Moto/Vélomoteur/Tricycle à moteur a été revendu à 700000 Fcfa qui est relativement élevé par rapport aux autres prix de revente observés dans cette zone. Prière de corriger ou de confirmer avec le QG.</w:t>
+        <w:t>- Attention ! Moto/Vélomoteur/Tricycle à moteur a été achété à 1200000 Fcfa est relativement élevé par rapport aux autres prix d'achat observés dans cette zone. Prière de corriger ou de confirmer avec le QG.</w:t>
       </w:r>
     </w:p>
     <w:p>
@@ -7533,7 +7629,7 @@
           <w:color w:val="4672C4"/>
           <w:sz w:val="22"/>
         </w:rPr>
-        <w:t>&gt;&gt; Section1 - Caracteristiques des membres</w:t>
+        <w:t>&gt;&gt; Section0 - Identification et renseignements de controle</w:t>
       </w:r>
     </w:p>
     <w:p>
@@ -7544,7 +7640,28 @@
         <w:rPr>
           <w:sz w:val="20"/>
         </w:rPr>
-        <w:t xml:space="preserve">- Les informations sur l'acte de naissance (ni Jours, ni mois et ni années) de  mamadou diang koulibaly  manquent, s'il vous plait pouvez-vous fournir d'effort pour avoir ces informations.  Avertissement! Veuillez renseigner par oui ou non toutes les modalités de la question s01q47. </w:t>
+        <w:t>- Le questionnaire semble ne pas être complètement fini mais le questionnaire est en statut complet, prière de compléter le questionnaire.</w:t>
+      </w:r>
+    </w:p>
+    <w:p>
+      <w:r>
+        <w:rPr>
+          <w:b/>
+          <w:color w:val="4672C4"/>
+          <w:sz w:val="22"/>
+        </w:rPr>
+        <w:t>&gt;&gt; Section1 - Caracteristiques des membres</w:t>
+      </w:r>
+    </w:p>
+    <w:p>
+      <w:pPr>
+        <w:ind w:left="283"/>
+      </w:pPr>
+      <w:r>
+        <w:rPr>
+          <w:sz w:val="20"/>
+        </w:rPr>
+        <w:t xml:space="preserve">- Les informations sur l'acte de naissance (ni Jours, ni mois et ni années) de  mamadou diang koulibaly  manquent, s'il vous plait pouvez-vous fournir d'effort pour avoir ces informations.  Avertissement! Veuillez renseigner par oui ou non toutes les modalités de la question s01q47. Attention ! Le montant (5000 Fcfa) dépensé ou reçu en cadeau pour les recharges internet ou de forfaits de données mobiles(hors appels vocaux), aucours des 30 derniers jours de  mamadou diang koulibaly est relativement élevé par rapport aux autres montants depansés observés dans cette zone. Prière de corriger ou de confirmer avec le QG. </w:t>
         <w:br/>
         <w:t>- Les informations sur l'acte de naissance (ni Jours, ni mois et ni années) de  ramatoulaye ba  manquent, s'il vous plait pouvez-vous fournir d'effort pour avoir ces informations. Attention ! Le montant (7500 Fcfa) dépensé ou reçu en cadeau pour les cartes prépayées, les transferts de crédit et les abonnements de  ramatoulaye ba est relativement élevé par rapport aux autres montants depansés observés dans cette zone. Prière de corriger ou de confirmer avec le QG.</w:t>
       </w:r>
@@ -7636,7 +7753,7 @@
         <w:rPr>
           <w:sz w:val="20"/>
         </w:rPr>
-        <w:t>- Attention ! Le prix unitaire d'achat (100 Fcfa) de Vinaigre de vin en Sachets (Petit) est relativement élevé par rapport aux autres prix observés dans cette zone. Prière de corriger ou de confirmer avec le QG. Attention ! Le prix unitaire d'achat (1000 Fcfa) de Capitaine frais en Tas (Petit) est relativement élevé par rapport aux autres prix observés dans cette zone. Prière de corriger ou de confirmer avec le QG. Attention ! Le prix unitaire d'achat (3500 Fcfa) de Viande de bœuf: côte, entrecôte, bifteck en Tas (Petit) est relativement élevé par rapport aux autres prix observés dans cette zone. Prière de corriger ou de confirmer avec le QG. Avertissement!!! Le ménage a consommé 8 Paquet Petit de Thé en sachet, cette quantité semble anormale pour une consommation des 7 derniers jours.Prière de corriger ou de confirmer avec le QG. Avertissement!! le prix unitaire (150 Fcfa) de Thé en sachet (unité: Paquet) de taille Petit est très faible ou élevé. Prière de corriger ou de confirmer avec le QG. Attention ! Le prix unitaire d'achat (150 Fcfa) de Thé en sachet en Paquet (Petit) est relativement élevé par rapport aux autres prix observés dans cette zone. Prière de corriger ou de confirmer avec le QG. Incohérence!! Dans ce ménage, chaque individus consomme par jour 30.55755 Kg  de cereale; Prière de revoir les quantités prises de ces produits.</w:t>
+        <w:t>- Attention ! Le prix unitaire d'achat (100 Fcfa) de Vinaigre de vin en Sachets (Petit) est relativement élevé par rapport aux autres prix observés dans cette zone. Prière de corriger ou de confirmer avec le QG. Attention ! Le prix unitaire d'achat (150 Fcfa) de Café en poudre soluble en Sachets (Petit) est relativement élevé par rapport aux autres prix observés dans cette zone. Prière de corriger ou de confirmer avec le QG. Attention ! Le prix unitaire d'achat (3500 Fcfa) de Viande de bœuf: côte, entrecôte, bifteck en Tas (Petit) est relativement élevé par rapport aux autres prix observés dans cette zone. Prière de corriger ou de confirmer avec le QG. Avertissement!!! Le ménage a consommé 8 Paquet Petit de Thé en sachet, cette quantité semble anormale pour une consommation des 7 derniers jours.Prière de corriger ou de confirmer avec le QG. Avertissement!! le prix unitaire (150 Fcfa) de Thé en sachet (unité: Paquet) de taille Petit est très faible ou élevé. Prière de corriger ou de confirmer avec le QG. Attention ! Le prix unitaire d'achat (150 Fcfa) de Thé en sachet en Paquet (Petit) est relativement élevé par rapport aux autres prix observés dans cette zone. Prière de corriger ou de confirmer avec le QG. Incohérence!! Dans ce ménage, chaque individus consomme par jour 54.44653 Kg  de cereale; Prière de revoir les quantités prises de ces produits.</w:t>
       </w:r>
     </w:p>
     <w:p>
